--- a/chapters/16-instrumental-variable-estimation.docx
+++ b/chapters/16-instrumental-variable-estimation.docx
@@ -102,7 +102,7 @@
         <w:t xml:space="preserve">: IV methods allow causal inference even with unmeasured confounding, but require strong assumptions about the instrument. The causal effect identified is often for a specific subgroup (compliers), not the entire population.</w:t>
       </w:r>
     </w:p>
-    <w:bookmarkStart w:id="24" w:name="Xacc6738cb43ec9a2e52bb238042f3528512db1e"/>
+    <w:bookmarkStart w:id="13" w:name="Xacc6738cb43ec9a2e52bb238042f3528512db1e"/>
     <w:p>
       <w:pPr>
         <w:pStyle w:val="Heading2"/>
@@ -150,7 +150,7 @@
         <w:t xml:space="preserve">must satisfy three conditions to identify causal effects.</w:t>
       </w:r>
     </w:p>
-    <w:bookmarkStart w:id="20" w:name="def-instrumental-variable"/>
+    <w:bookmarkStart w:id="9" w:name="def-instrumental-variable"/>
     <w:p>
       <w:pPr>
         <w:pStyle w:val="BodyText"/>
@@ -582,8 +582,8 @@
         <w:t xml:space="preserve">.</w:t>
       </w:r>
     </w:p>
-    <w:bookmarkEnd w:id="20"/>
-    <w:bookmarkStart w:id="21" w:name="condition-1-relevance"/>
+    <w:bookmarkEnd w:id="9"/>
+    <w:bookmarkStart w:id="10" w:name="condition-1-relevance"/>
     <w:p>
       <w:pPr>
         <w:pStyle w:val="Heading3"/>
@@ -747,46 +747,48 @@
           </m:rPr>
           <m:t>Pr</m:t>
         </m:r>
-        <m:d>
-          <m:dPr>
-            <m:begChr m:val="["/>
-            <m:sepChr m:val=""/>
-            <m:endChr m:val="]"/>
-            <m:grow/>
-          </m:dPr>
-          <m:e>
-            <m:r>
-              <m:t>A</m:t>
-            </m:r>
-            <m:r>
-              <m:rPr>
-                <m:sty m:val="p"/>
-              </m:rPr>
-              <m:t>=</m:t>
-            </m:r>
-            <m:r>
-              <m:t>1</m:t>
-            </m:r>
-            <m:r>
-              <m:rPr>
-                <m:sty m:val="p"/>
-              </m:rPr>
-              <m:t>∣</m:t>
-            </m:r>
-            <m:r>
-              <m:t>Z</m:t>
-            </m:r>
-            <m:r>
-              <m:rPr>
-                <m:sty m:val="p"/>
-              </m:rPr>
-              <m:t>=</m:t>
-            </m:r>
-            <m:r>
-              <m:t>1</m:t>
-            </m:r>
-          </m:e>
-        </m:d>
+        <m:r>
+          <m:rPr>
+            <m:sty m:val="p"/>
+          </m:rPr>
+          <m:t>[</m:t>
+        </m:r>
+        <m:r>
+          <m:t>A</m:t>
+        </m:r>
+        <m:r>
+          <m:rPr>
+            <m:sty m:val="p"/>
+          </m:rPr>
+          <m:t>=</m:t>
+        </m:r>
+        <m:r>
+          <m:t>1</m:t>
+        </m:r>
+        <m:r>
+          <m:rPr>
+            <m:sty m:val="p"/>
+          </m:rPr>
+          <m:t>∣</m:t>
+        </m:r>
+        <m:r>
+          <m:t>Z</m:t>
+        </m:r>
+        <m:r>
+          <m:rPr>
+            <m:sty m:val="p"/>
+          </m:rPr>
+          <m:t>=</m:t>
+        </m:r>
+        <m:r>
+          <m:t>1</m:t>
+        </m:r>
+        <m:r>
+          <m:rPr>
+            <m:sty m:val="p"/>
+          </m:rPr>
+          <m:t>]</m:t>
+        </m:r>
         <m:r>
           <m:rPr>
             <m:sty m:val="p"/>
@@ -799,46 +801,48 @@
           </m:rPr>
           <m:t>Pr</m:t>
         </m:r>
-        <m:d>
-          <m:dPr>
-            <m:begChr m:val="["/>
-            <m:sepChr m:val=""/>
-            <m:endChr m:val="]"/>
-            <m:grow/>
-          </m:dPr>
-          <m:e>
-            <m:r>
-              <m:t>A</m:t>
-            </m:r>
-            <m:r>
-              <m:rPr>
-                <m:sty m:val="p"/>
-              </m:rPr>
-              <m:t>=</m:t>
-            </m:r>
-            <m:r>
-              <m:t>1</m:t>
-            </m:r>
-            <m:r>
-              <m:rPr>
-                <m:sty m:val="p"/>
-              </m:rPr>
-              <m:t>∣</m:t>
-            </m:r>
-            <m:r>
-              <m:t>Z</m:t>
-            </m:r>
-            <m:r>
-              <m:rPr>
-                <m:sty m:val="p"/>
-              </m:rPr>
-              <m:t>=</m:t>
-            </m:r>
-            <m:r>
-              <m:t>0</m:t>
-            </m:r>
-          </m:e>
-        </m:d>
+        <m:r>
+          <m:rPr>
+            <m:sty m:val="p"/>
+          </m:rPr>
+          <m:t>[</m:t>
+        </m:r>
+        <m:r>
+          <m:t>A</m:t>
+        </m:r>
+        <m:r>
+          <m:rPr>
+            <m:sty m:val="p"/>
+          </m:rPr>
+          <m:t>=</m:t>
+        </m:r>
+        <m:r>
+          <m:t>1</m:t>
+        </m:r>
+        <m:r>
+          <m:rPr>
+            <m:sty m:val="p"/>
+          </m:rPr>
+          <m:t>∣</m:t>
+        </m:r>
+        <m:r>
+          <m:t>Z</m:t>
+        </m:r>
+        <m:r>
+          <m:rPr>
+            <m:sty m:val="p"/>
+          </m:rPr>
+          <m:t>=</m:t>
+        </m:r>
+        <m:r>
+          <m:t>0</m:t>
+        </m:r>
+        <m:r>
+          <m:rPr>
+            <m:sty m:val="p"/>
+          </m:rPr>
+          <m:t>]</m:t>
+        </m:r>
       </m:oMath>
     </w:p>
     <w:p>
@@ -916,8 +920,8 @@
         <w:t xml:space="preserve">Common rule of thumb: F-statistic &gt; 10 in first-stage regression (for continuous outcomes).</w:t>
       </w:r>
     </w:p>
-    <w:bookmarkEnd w:id="21"/>
-    <w:bookmarkStart w:id="22" w:name="condition-2-exchangeability"/>
+    <w:bookmarkEnd w:id="10"/>
+    <w:bookmarkStart w:id="11" w:name="condition-2-exchangeability"/>
     <w:p>
       <w:pPr>
         <w:pStyle w:val="Heading3"/>
@@ -1187,8 +1191,8 @@
         <w:t xml:space="preserve">be tested (involves unmeasured confounders)</w:t>
       </w:r>
     </w:p>
-    <w:bookmarkEnd w:id="22"/>
-    <w:bookmarkStart w:id="23" w:name="condition-3-exclusion-restriction"/>
+    <w:bookmarkEnd w:id="11"/>
+    <w:bookmarkStart w:id="12" w:name="condition-3-exclusion-restriction"/>
     <w:p>
       <w:pPr>
         <w:pStyle w:val="Heading3"/>
@@ -1432,9 +1436,9 @@
         <w:t xml:space="preserve">: Exclusion is the most controversial IV assumption. Subject-matter knowledge is essential for justifying it.</w:t>
       </w:r>
     </w:p>
-    <w:bookmarkEnd w:id="23"/>
-    <w:bookmarkEnd w:id="24"/>
-    <w:bookmarkStart w:id="28" w:name="the-usual-iv-estimand-pp.-231-234"/>
+    <w:bookmarkEnd w:id="12"/>
+    <w:bookmarkEnd w:id="13"/>
+    <w:bookmarkStart w:id="17" w:name="the-usual-iv-estimand-pp.-231-234"/>
     <w:p>
       <w:pPr>
         <w:pStyle w:val="Heading2"/>
@@ -1458,7 +1462,7 @@
         <w:t xml:space="preserve">Under the three IV conditions, we can identify a causal effect.</w:t>
       </w:r>
     </w:p>
-    <w:bookmarkStart w:id="25" w:name="iv-estimand-for-binary-z-and-a"/>
+    <w:bookmarkStart w:id="14" w:name="iv-estimand-for-binary-z-and-a"/>
     <w:p>
       <w:pPr>
         <w:pStyle w:val="Heading3"/>
@@ -1566,37 +1570,39 @@
               <m:r>
                 <m:t>E</m:t>
               </m:r>
-              <m:d>
-                <m:dPr>
-                  <m:begChr m:val="["/>
-                  <m:sepChr m:val=""/>
-                  <m:endChr m:val="]"/>
-                  <m:grow/>
-                </m:dPr>
-                <m:e>
-                  <m:r>
-                    <m:t>Y</m:t>
-                  </m:r>
-                  <m:r>
-                    <m:rPr>
-                      <m:sty m:val="p"/>
-                    </m:rPr>
-                    <m:t>∣</m:t>
-                  </m:r>
-                  <m:r>
-                    <m:t>Z</m:t>
-                  </m:r>
-                  <m:r>
-                    <m:rPr>
-                      <m:sty m:val="p"/>
-                    </m:rPr>
-                    <m:t>=</m:t>
-                  </m:r>
-                  <m:r>
-                    <m:t>1</m:t>
-                  </m:r>
-                </m:e>
-              </m:d>
+              <m:r>
+                <m:rPr>
+                  <m:sty m:val="p"/>
+                </m:rPr>
+                <m:t>[</m:t>
+              </m:r>
+              <m:r>
+                <m:t>Y</m:t>
+              </m:r>
+              <m:r>
+                <m:rPr>
+                  <m:sty m:val="p"/>
+                </m:rPr>
+                <m:t>∣</m:t>
+              </m:r>
+              <m:r>
+                <m:t>Z</m:t>
+              </m:r>
+              <m:r>
+                <m:rPr>
+                  <m:sty m:val="p"/>
+                </m:rPr>
+                <m:t>=</m:t>
+              </m:r>
+              <m:r>
+                <m:t>1</m:t>
+              </m:r>
+              <m:r>
+                <m:rPr>
+                  <m:sty m:val="p"/>
+                </m:rPr>
+                <m:t>]</m:t>
+              </m:r>
               <m:r>
                 <m:rPr>
                   <m:sty m:val="p"/>
@@ -1606,73 +1612,77 @@
               <m:r>
                 <m:t>E</m:t>
               </m:r>
-              <m:d>
-                <m:dPr>
-                  <m:begChr m:val="["/>
-                  <m:sepChr m:val=""/>
-                  <m:endChr m:val="]"/>
-                  <m:grow/>
-                </m:dPr>
-                <m:e>
-                  <m:r>
-                    <m:t>Y</m:t>
-                  </m:r>
-                  <m:r>
-                    <m:rPr>
-                      <m:sty m:val="p"/>
-                    </m:rPr>
-                    <m:t>∣</m:t>
-                  </m:r>
-                  <m:r>
-                    <m:t>Z</m:t>
-                  </m:r>
-                  <m:r>
-                    <m:rPr>
-                      <m:sty m:val="p"/>
-                    </m:rPr>
-                    <m:t>=</m:t>
-                  </m:r>
-                  <m:r>
-                    <m:t>0</m:t>
-                  </m:r>
-                </m:e>
-              </m:d>
+              <m:r>
+                <m:rPr>
+                  <m:sty m:val="p"/>
+                </m:rPr>
+                <m:t>[</m:t>
+              </m:r>
+              <m:r>
+                <m:t>Y</m:t>
+              </m:r>
+              <m:r>
+                <m:rPr>
+                  <m:sty m:val="p"/>
+                </m:rPr>
+                <m:t>∣</m:t>
+              </m:r>
+              <m:r>
+                <m:t>Z</m:t>
+              </m:r>
+              <m:r>
+                <m:rPr>
+                  <m:sty m:val="p"/>
+                </m:rPr>
+                <m:t>=</m:t>
+              </m:r>
+              <m:r>
+                <m:t>0</m:t>
+              </m:r>
+              <m:r>
+                <m:rPr>
+                  <m:sty m:val="p"/>
+                </m:rPr>
+                <m:t>]</m:t>
+              </m:r>
             </m:num>
             <m:den>
               <m:r>
                 <m:t>E</m:t>
               </m:r>
-              <m:d>
-                <m:dPr>
-                  <m:begChr m:val="["/>
-                  <m:sepChr m:val=""/>
-                  <m:endChr m:val="]"/>
-                  <m:grow/>
-                </m:dPr>
-                <m:e>
-                  <m:r>
-                    <m:t>A</m:t>
-                  </m:r>
-                  <m:r>
-                    <m:rPr>
-                      <m:sty m:val="p"/>
-                    </m:rPr>
-                    <m:t>∣</m:t>
-                  </m:r>
-                  <m:r>
-                    <m:t>Z</m:t>
-                  </m:r>
-                  <m:r>
-                    <m:rPr>
-                      <m:sty m:val="p"/>
-                    </m:rPr>
-                    <m:t>=</m:t>
-                  </m:r>
-                  <m:r>
-                    <m:t>1</m:t>
-                  </m:r>
-                </m:e>
-              </m:d>
+              <m:r>
+                <m:rPr>
+                  <m:sty m:val="p"/>
+                </m:rPr>
+                <m:t>[</m:t>
+              </m:r>
+              <m:r>
+                <m:t>A</m:t>
+              </m:r>
+              <m:r>
+                <m:rPr>
+                  <m:sty m:val="p"/>
+                </m:rPr>
+                <m:t>∣</m:t>
+              </m:r>
+              <m:r>
+                <m:t>Z</m:t>
+              </m:r>
+              <m:r>
+                <m:rPr>
+                  <m:sty m:val="p"/>
+                </m:rPr>
+                <m:t>=</m:t>
+              </m:r>
+              <m:r>
+                <m:t>1</m:t>
+              </m:r>
+              <m:r>
+                <m:rPr>
+                  <m:sty m:val="p"/>
+                </m:rPr>
+                <m:t>]</m:t>
+              </m:r>
               <m:r>
                 <m:rPr>
                   <m:sty m:val="p"/>
@@ -1682,37 +1692,39 @@
               <m:r>
                 <m:t>E</m:t>
               </m:r>
-              <m:d>
-                <m:dPr>
-                  <m:begChr m:val="["/>
-                  <m:sepChr m:val=""/>
-                  <m:endChr m:val="]"/>
-                  <m:grow/>
-                </m:dPr>
-                <m:e>
-                  <m:r>
-                    <m:t>A</m:t>
-                  </m:r>
-                  <m:r>
-                    <m:rPr>
-                      <m:sty m:val="p"/>
-                    </m:rPr>
-                    <m:t>∣</m:t>
-                  </m:r>
-                  <m:r>
-                    <m:t>Z</m:t>
-                  </m:r>
-                  <m:r>
-                    <m:rPr>
-                      <m:sty m:val="p"/>
-                    </m:rPr>
-                    <m:t>=</m:t>
-                  </m:r>
-                  <m:r>
-                    <m:t>0</m:t>
-                  </m:r>
-                </m:e>
-              </m:d>
+              <m:r>
+                <m:rPr>
+                  <m:sty m:val="p"/>
+                </m:rPr>
+                <m:t>[</m:t>
+              </m:r>
+              <m:r>
+                <m:t>A</m:t>
+              </m:r>
+              <m:r>
+                <m:rPr>
+                  <m:sty m:val="p"/>
+                </m:rPr>
+                <m:t>∣</m:t>
+              </m:r>
+              <m:r>
+                <m:t>Z</m:t>
+              </m:r>
+              <m:r>
+                <m:rPr>
+                  <m:sty m:val="p"/>
+                </m:rPr>
+                <m:t>=</m:t>
+              </m:r>
+              <m:r>
+                <m:t>0</m:t>
+              </m:r>
+              <m:r>
+                <m:rPr>
+                  <m:sty m:val="p"/>
+                </m:rPr>
+                <m:t>]</m:t>
+              </m:r>
             </m:den>
           </m:f>
         </m:oMath>
@@ -1820,8 +1832,8 @@
         <w:t xml:space="preserve">.</w:t>
       </w:r>
     </w:p>
-    <w:bookmarkEnd w:id="25"/>
-    <w:bookmarkStart w:id="26" w:name="why-this-works"/>
+    <w:bookmarkEnd w:id="14"/>
+    <w:bookmarkStart w:id="15" w:name="why-this-works"/>
     <w:p>
       <w:pPr>
         <w:pStyle w:val="Heading3"/>
@@ -1851,37 +1863,39 @@
         <m:r>
           <m:t>E</m:t>
         </m:r>
-        <m:d>
-          <m:dPr>
-            <m:begChr m:val="["/>
-            <m:sepChr m:val=""/>
-            <m:endChr m:val="]"/>
-            <m:grow/>
-          </m:dPr>
-          <m:e>
-            <m:r>
-              <m:t>Y</m:t>
-            </m:r>
-            <m:r>
-              <m:rPr>
-                <m:sty m:val="p"/>
-              </m:rPr>
-              <m:t>∣</m:t>
-            </m:r>
-            <m:r>
-              <m:t>Z</m:t>
-            </m:r>
-            <m:r>
-              <m:rPr>
-                <m:sty m:val="p"/>
-              </m:rPr>
-              <m:t>=</m:t>
-            </m:r>
-            <m:r>
-              <m:t>1</m:t>
-            </m:r>
-          </m:e>
-        </m:d>
+        <m:r>
+          <m:rPr>
+            <m:sty m:val="p"/>
+          </m:rPr>
+          <m:t>[</m:t>
+        </m:r>
+        <m:r>
+          <m:t>Y</m:t>
+        </m:r>
+        <m:r>
+          <m:rPr>
+            <m:sty m:val="p"/>
+          </m:rPr>
+          <m:t>∣</m:t>
+        </m:r>
+        <m:r>
+          <m:t>Z</m:t>
+        </m:r>
+        <m:r>
+          <m:rPr>
+            <m:sty m:val="p"/>
+          </m:rPr>
+          <m:t>=</m:t>
+        </m:r>
+        <m:r>
+          <m:t>1</m:t>
+        </m:r>
+        <m:r>
+          <m:rPr>
+            <m:sty m:val="p"/>
+          </m:rPr>
+          <m:t>]</m:t>
+        </m:r>
         <m:r>
           <m:rPr>
             <m:sty m:val="p"/>
@@ -1891,37 +1905,39 @@
         <m:r>
           <m:t>E</m:t>
         </m:r>
-        <m:d>
-          <m:dPr>
-            <m:begChr m:val="["/>
-            <m:sepChr m:val=""/>
-            <m:endChr m:val="]"/>
-            <m:grow/>
-          </m:dPr>
-          <m:e>
-            <m:r>
-              <m:t>Y</m:t>
-            </m:r>
-            <m:r>
-              <m:rPr>
-                <m:sty m:val="p"/>
-              </m:rPr>
-              <m:t>∣</m:t>
-            </m:r>
-            <m:r>
-              <m:t>Z</m:t>
-            </m:r>
-            <m:r>
-              <m:rPr>
-                <m:sty m:val="p"/>
-              </m:rPr>
-              <m:t>=</m:t>
-            </m:r>
-            <m:r>
-              <m:t>0</m:t>
-            </m:r>
-          </m:e>
-        </m:d>
+        <m:r>
+          <m:rPr>
+            <m:sty m:val="p"/>
+          </m:rPr>
+          <m:t>[</m:t>
+        </m:r>
+        <m:r>
+          <m:t>Y</m:t>
+        </m:r>
+        <m:r>
+          <m:rPr>
+            <m:sty m:val="p"/>
+          </m:rPr>
+          <m:t>∣</m:t>
+        </m:r>
+        <m:r>
+          <m:t>Z</m:t>
+        </m:r>
+        <m:r>
+          <m:rPr>
+            <m:sty m:val="p"/>
+          </m:rPr>
+          <m:t>=</m:t>
+        </m:r>
+        <m:r>
+          <m:t>0</m:t>
+        </m:r>
+        <m:r>
+          <m:rPr>
+            <m:sty m:val="p"/>
+          </m:rPr>
+          <m:t>]</m:t>
+        </m:r>
       </m:oMath>
     </w:p>
     <w:p>
@@ -1942,37 +1958,39 @@
         <m:r>
           <m:t>E</m:t>
         </m:r>
-        <m:d>
-          <m:dPr>
-            <m:begChr m:val="["/>
-            <m:sepChr m:val=""/>
-            <m:endChr m:val="]"/>
-            <m:grow/>
-          </m:dPr>
+        <m:r>
+          <m:rPr>
+            <m:sty m:val="p"/>
+          </m:rPr>
+          <m:t>[</m:t>
+        </m:r>
+        <m:sSup>
           <m:e>
-            <m:sSup>
-              <m:e>
-                <m:r>
-                  <m:t>Y</m:t>
-                </m:r>
-              </m:e>
-              <m:sup>
-                <m:r>
-                  <m:t>z</m:t>
-                </m:r>
-                <m:r>
-                  <m:rPr>
-                    <m:sty m:val="p"/>
-                  </m:rPr>
-                  <m:t>=</m:t>
-                </m:r>
-                <m:r>
-                  <m:t>1</m:t>
-                </m:r>
-              </m:sup>
-            </m:sSup>
+            <m:r>
+              <m:t>Y</m:t>
+            </m:r>
           </m:e>
-        </m:d>
+          <m:sup>
+            <m:r>
+              <m:t>z</m:t>
+            </m:r>
+            <m:r>
+              <m:rPr>
+                <m:sty m:val="p"/>
+              </m:rPr>
+              <m:t>=</m:t>
+            </m:r>
+            <m:r>
+              <m:t>1</m:t>
+            </m:r>
+          </m:sup>
+        </m:sSup>
+        <m:r>
+          <m:rPr>
+            <m:sty m:val="p"/>
+          </m:rPr>
+          <m:t>]</m:t>
+        </m:r>
         <m:r>
           <m:rPr>
             <m:sty m:val="p"/>
@@ -1982,37 +2000,39 @@
         <m:r>
           <m:t>E</m:t>
         </m:r>
-        <m:d>
-          <m:dPr>
-            <m:begChr m:val="["/>
-            <m:sepChr m:val=""/>
-            <m:endChr m:val="]"/>
-            <m:grow/>
-          </m:dPr>
+        <m:r>
+          <m:rPr>
+            <m:sty m:val="p"/>
+          </m:rPr>
+          <m:t>[</m:t>
+        </m:r>
+        <m:sSup>
           <m:e>
-            <m:sSup>
-              <m:e>
-                <m:r>
-                  <m:t>Y</m:t>
-                </m:r>
-              </m:e>
-              <m:sup>
-                <m:r>
-                  <m:t>z</m:t>
-                </m:r>
-                <m:r>
-                  <m:rPr>
-                    <m:sty m:val="p"/>
-                  </m:rPr>
-                  <m:t>=</m:t>
-                </m:r>
-                <m:r>
-                  <m:t>0</m:t>
-                </m:r>
-              </m:sup>
-            </m:sSup>
+            <m:r>
+              <m:t>Y</m:t>
+            </m:r>
           </m:e>
-        </m:d>
+          <m:sup>
+            <m:r>
+              <m:t>z</m:t>
+            </m:r>
+            <m:r>
+              <m:rPr>
+                <m:sty m:val="p"/>
+              </m:rPr>
+              <m:t>=</m:t>
+            </m:r>
+            <m:r>
+              <m:t>0</m:t>
+            </m:r>
+          </m:sup>
+        </m:sSup>
+        <m:r>
+          <m:rPr>
+            <m:sty m:val="p"/>
+          </m:rPr>
+          <m:t>]</m:t>
+        </m:r>
       </m:oMath>
     </w:p>
     <w:p>
@@ -2033,220 +2053,19 @@
         <m:r>
           <m:t>E</m:t>
         </m:r>
-        <m:d>
-          <m:dPr>
-            <m:begChr m:val="["/>
-            <m:sepChr m:val=""/>
-            <m:endChr m:val="]"/>
-            <m:grow/>
-          </m:dPr>
+        <m:r>
+          <m:rPr>
+            <m:sty m:val="p"/>
+          </m:rPr>
+          <m:t>[</m:t>
+        </m:r>
+        <m:sSup>
           <m:e>
-            <m:sSup>
-              <m:e>
-                <m:r>
-                  <m:t>Y</m:t>
-                </m:r>
-              </m:e>
-              <m:sup>
-                <m:sSup>
-                  <m:e>
-                    <m:r>
-                      <m:t>A</m:t>
-                    </m:r>
-                  </m:e>
-                  <m:sup>
-                    <m:r>
-                      <m:t>z</m:t>
-                    </m:r>
-                    <m:r>
-                      <m:rPr>
-                        <m:sty m:val="p"/>
-                      </m:rPr>
-                      <m:t>=</m:t>
-                    </m:r>
-                    <m:r>
-                      <m:t>1</m:t>
-                    </m:r>
-                  </m:sup>
-                </m:sSup>
-              </m:sup>
-            </m:sSup>
+            <m:r>
+              <m:t>Y</m:t>
+            </m:r>
           </m:e>
-        </m:d>
-        <m:r>
-          <m:rPr>
-            <m:sty m:val="p"/>
-          </m:rPr>
-          <m:t>−</m:t>
-        </m:r>
-        <m:r>
-          <m:t>E</m:t>
-        </m:r>
-        <m:d>
-          <m:dPr>
-            <m:begChr m:val="["/>
-            <m:sepChr m:val=""/>
-            <m:endChr m:val="]"/>
-            <m:grow/>
-          </m:dPr>
-          <m:e>
-            <m:sSup>
-              <m:e>
-                <m:r>
-                  <m:t>Y</m:t>
-                </m:r>
-              </m:e>
-              <m:sup>
-                <m:sSup>
-                  <m:e>
-                    <m:r>
-                      <m:t>A</m:t>
-                    </m:r>
-                  </m:e>
-                  <m:sup>
-                    <m:r>
-                      <m:t>z</m:t>
-                    </m:r>
-                    <m:r>
-                      <m:rPr>
-                        <m:sty m:val="p"/>
-                      </m:rPr>
-                      <m:t>=</m:t>
-                    </m:r>
-                    <m:r>
-                      <m:t>0</m:t>
-                    </m:r>
-                  </m:sup>
-                </m:sSup>
-              </m:sup>
-            </m:sSup>
-          </m:e>
-        </m:d>
-      </m:oMath>
-    </w:p>
-    <w:p>
-      <w:pPr>
-        <w:pStyle w:val="FirstParagraph"/>
-      </w:pPr>
-      <w:r>
-        <w:rPr>
-          <w:b/>
-          <w:bCs/>
-        </w:rPr>
-        <w:t xml:space="preserve">Denominator</w:t>
-      </w:r>
-      <w:r>
-        <w:t xml:space="preserve">:</w:t>
-      </w:r>
-      <w:r>
-        <w:t xml:space="preserve"> </w:t>
-      </w:r>
-      <m:oMath>
-        <m:r>
-          <m:t>E</m:t>
-        </m:r>
-        <m:d>
-          <m:dPr>
-            <m:begChr m:val="["/>
-            <m:sepChr m:val=""/>
-            <m:endChr m:val="]"/>
-            <m:grow/>
-          </m:dPr>
-          <m:e>
-            <m:r>
-              <m:t>A</m:t>
-            </m:r>
-            <m:r>
-              <m:rPr>
-                <m:sty m:val="p"/>
-              </m:rPr>
-              <m:t>∣</m:t>
-            </m:r>
-            <m:r>
-              <m:t>Z</m:t>
-            </m:r>
-            <m:r>
-              <m:rPr>
-                <m:sty m:val="p"/>
-              </m:rPr>
-              <m:t>=</m:t>
-            </m:r>
-            <m:r>
-              <m:t>1</m:t>
-            </m:r>
-          </m:e>
-        </m:d>
-        <m:r>
-          <m:rPr>
-            <m:sty m:val="p"/>
-          </m:rPr>
-          <m:t>−</m:t>
-        </m:r>
-        <m:r>
-          <m:t>E</m:t>
-        </m:r>
-        <m:d>
-          <m:dPr>
-            <m:begChr m:val="["/>
-            <m:sepChr m:val=""/>
-            <m:endChr m:val="]"/>
-            <m:grow/>
-          </m:dPr>
-          <m:e>
-            <m:r>
-              <m:t>A</m:t>
-            </m:r>
-            <m:r>
-              <m:rPr>
-                <m:sty m:val="p"/>
-              </m:rPr>
-              <m:t>∣</m:t>
-            </m:r>
-            <m:r>
-              <m:t>Z</m:t>
-            </m:r>
-            <m:r>
-              <m:rPr>
-                <m:sty m:val="p"/>
-              </m:rPr>
-              <m:t>=</m:t>
-            </m:r>
-            <m:r>
-              <m:t>0</m:t>
-            </m:r>
-          </m:e>
-        </m:d>
-      </m:oMath>
-    </w:p>
-    <w:p>
-      <w:pPr>
-        <w:pStyle w:val="Compact"/>
-        <w:numPr>
-          <w:ilvl w:val="0"/>
-          <w:numId w:val="1008"/>
-        </w:numPr>
-      </w:pPr>
-      <w:r>
-        <w:t xml:space="preserve">By exchangeability: equals</w:t>
-      </w:r>
-      <w:r>
-        <w:t xml:space="preserve"> </w:t>
-      </w:r>
-      <m:oMath>
-        <m:r>
-          <m:rPr>
-            <m:sty m:val="p"/>
-          </m:rPr>
-          <m:t>Pr</m:t>
-        </m:r>
-        <m:d>
-          <m:dPr>
-            <m:begChr m:val="["/>
-            <m:sepChr m:val=""/>
-            <m:endChr m:val="]"/>
-            <m:grow/>
-          </m:dPr>
-          <m:e>
+          <m:sup>
             <m:sSup>
               <m:e>
                 <m:r>
@@ -2268,37 +2087,36 @@
                 </m:r>
               </m:sup>
             </m:sSup>
-            <m:r>
-              <m:rPr>
-                <m:sty m:val="p"/>
-              </m:rPr>
-              <m:t>=</m:t>
-            </m:r>
-            <m:r>
-              <m:t>1</m:t>
+          </m:sup>
+        </m:sSup>
+        <m:r>
+          <m:rPr>
+            <m:sty m:val="p"/>
+          </m:rPr>
+          <m:t>]</m:t>
+        </m:r>
+        <m:r>
+          <m:rPr>
+            <m:sty m:val="p"/>
+          </m:rPr>
+          <m:t>−</m:t>
+        </m:r>
+        <m:r>
+          <m:t>E</m:t>
+        </m:r>
+        <m:r>
+          <m:rPr>
+            <m:sty m:val="p"/>
+          </m:rPr>
+          <m:t>[</m:t>
+        </m:r>
+        <m:sSup>
+          <m:e>
+            <m:r>
+              <m:t>Y</m:t>
             </m:r>
           </m:e>
-        </m:d>
-        <m:r>
-          <m:rPr>
-            <m:sty m:val="p"/>
-          </m:rPr>
-          <m:t>−</m:t>
-        </m:r>
-        <m:r>
-          <m:rPr>
-            <m:sty m:val="p"/>
-          </m:rPr>
-          <m:t>Pr</m:t>
-        </m:r>
-        <m:d>
-          <m:dPr>
-            <m:begChr m:val="["/>
-            <m:sepChr m:val=""/>
-            <m:endChr m:val="]"/>
-            <m:grow/>
-          </m:dPr>
-          <m:e>
+          <m:sup>
             <m:sSup>
               <m:e>
                 <m:r>
@@ -2320,6 +2138,151 @@
                 </m:r>
               </m:sup>
             </m:sSup>
+          </m:sup>
+        </m:sSup>
+        <m:r>
+          <m:rPr>
+            <m:sty m:val="p"/>
+          </m:rPr>
+          <m:t>]</m:t>
+        </m:r>
+      </m:oMath>
+    </w:p>
+    <w:p>
+      <w:pPr>
+        <w:pStyle w:val="FirstParagraph"/>
+      </w:pPr>
+      <w:r>
+        <w:rPr>
+          <w:b/>
+          <w:bCs/>
+        </w:rPr>
+        <w:t xml:space="preserve">Denominator</w:t>
+      </w:r>
+      <w:r>
+        <w:t xml:space="preserve">:</w:t>
+      </w:r>
+      <w:r>
+        <w:t xml:space="preserve"> </w:t>
+      </w:r>
+      <m:oMath>
+        <m:r>
+          <m:t>E</m:t>
+        </m:r>
+        <m:r>
+          <m:rPr>
+            <m:sty m:val="p"/>
+          </m:rPr>
+          <m:t>[</m:t>
+        </m:r>
+        <m:r>
+          <m:t>A</m:t>
+        </m:r>
+        <m:r>
+          <m:rPr>
+            <m:sty m:val="p"/>
+          </m:rPr>
+          <m:t>∣</m:t>
+        </m:r>
+        <m:r>
+          <m:t>Z</m:t>
+        </m:r>
+        <m:r>
+          <m:rPr>
+            <m:sty m:val="p"/>
+          </m:rPr>
+          <m:t>=</m:t>
+        </m:r>
+        <m:r>
+          <m:t>1</m:t>
+        </m:r>
+        <m:r>
+          <m:rPr>
+            <m:sty m:val="p"/>
+          </m:rPr>
+          <m:t>]</m:t>
+        </m:r>
+        <m:r>
+          <m:rPr>
+            <m:sty m:val="p"/>
+          </m:rPr>
+          <m:t>−</m:t>
+        </m:r>
+        <m:r>
+          <m:t>E</m:t>
+        </m:r>
+        <m:r>
+          <m:rPr>
+            <m:sty m:val="p"/>
+          </m:rPr>
+          <m:t>[</m:t>
+        </m:r>
+        <m:r>
+          <m:t>A</m:t>
+        </m:r>
+        <m:r>
+          <m:rPr>
+            <m:sty m:val="p"/>
+          </m:rPr>
+          <m:t>∣</m:t>
+        </m:r>
+        <m:r>
+          <m:t>Z</m:t>
+        </m:r>
+        <m:r>
+          <m:rPr>
+            <m:sty m:val="p"/>
+          </m:rPr>
+          <m:t>=</m:t>
+        </m:r>
+        <m:r>
+          <m:t>0</m:t>
+        </m:r>
+        <m:r>
+          <m:rPr>
+            <m:sty m:val="p"/>
+          </m:rPr>
+          <m:t>]</m:t>
+        </m:r>
+      </m:oMath>
+    </w:p>
+    <w:p>
+      <w:pPr>
+        <w:pStyle w:val="Compact"/>
+        <w:numPr>
+          <w:ilvl w:val="0"/>
+          <w:numId w:val="1008"/>
+        </w:numPr>
+      </w:pPr>
+      <w:r>
+        <w:t xml:space="preserve">By exchangeability: equals</w:t>
+      </w:r>
+      <w:r>
+        <w:t xml:space="preserve"> </w:t>
+      </w:r>
+      <m:oMath>
+        <m:r>
+          <m:rPr>
+            <m:sty m:val="p"/>
+          </m:rPr>
+          <m:t>Pr</m:t>
+        </m:r>
+        <m:r>
+          <m:rPr>
+            <m:sty m:val="p"/>
+          </m:rPr>
+          <m:t>[</m:t>
+        </m:r>
+        <m:sSup>
+          <m:e>
+            <m:r>
+              <m:t>A</m:t>
+            </m:r>
+          </m:e>
+          <m:sup>
+            <m:r>
+              <m:t>z</m:t>
+            </m:r>
             <m:r>
               <m:rPr>
                 <m:sty m:val="p"/>
@@ -2329,8 +2292,77 @@
             <m:r>
               <m:t>1</m:t>
             </m:r>
+          </m:sup>
+        </m:sSup>
+        <m:r>
+          <m:rPr>
+            <m:sty m:val="p"/>
+          </m:rPr>
+          <m:t>=</m:t>
+        </m:r>
+        <m:r>
+          <m:t>1</m:t>
+        </m:r>
+        <m:r>
+          <m:rPr>
+            <m:sty m:val="p"/>
+          </m:rPr>
+          <m:t>]</m:t>
+        </m:r>
+        <m:r>
+          <m:rPr>
+            <m:sty m:val="p"/>
+          </m:rPr>
+          <m:t>−</m:t>
+        </m:r>
+        <m:r>
+          <m:rPr>
+            <m:sty m:val="p"/>
+          </m:rPr>
+          <m:t>Pr</m:t>
+        </m:r>
+        <m:r>
+          <m:rPr>
+            <m:sty m:val="p"/>
+          </m:rPr>
+          <m:t>[</m:t>
+        </m:r>
+        <m:sSup>
+          <m:e>
+            <m:r>
+              <m:t>A</m:t>
+            </m:r>
           </m:e>
-        </m:d>
+          <m:sup>
+            <m:r>
+              <m:t>z</m:t>
+            </m:r>
+            <m:r>
+              <m:rPr>
+                <m:sty m:val="p"/>
+              </m:rPr>
+              <m:t>=</m:t>
+            </m:r>
+            <m:r>
+              <m:t>0</m:t>
+            </m:r>
+          </m:sup>
+        </m:sSup>
+        <m:r>
+          <m:rPr>
+            <m:sty m:val="p"/>
+          </m:rPr>
+          <m:t>=</m:t>
+        </m:r>
+        <m:r>
+          <m:t>1</m:t>
+        </m:r>
+        <m:r>
+          <m:rPr>
+            <m:sty m:val="p"/>
+          </m:rPr>
+          <m:t>]</m:t>
+        </m:r>
       </m:oMath>
     </w:p>
     <w:p>
@@ -2531,8 +2563,8 @@
         <w:t xml:space="preserve">without measuring all confounders.</w:t>
       </w:r>
     </w:p>
-    <w:bookmarkEnd w:id="26"/>
-    <w:bookmarkStart w:id="27" w:name="example-randomized-encouragement"/>
+    <w:bookmarkEnd w:id="15"/>
+    <w:bookmarkStart w:id="16" w:name="example-randomized-encouragement"/>
     <w:p>
       <w:pPr>
         <w:pStyle w:val="Heading3"/>
@@ -2662,36 +2694,38 @@
                 </m:rPr>
                 <m:t>Pr</m:t>
               </m:r>
-              <m:d>
-                <m:dPr>
-                  <m:begChr m:val="["/>
-                  <m:sepChr m:val=""/>
-                  <m:endChr m:val="]"/>
-                  <m:grow/>
-                </m:dPr>
-                <m:e>
-                  <m:r>
-                    <m:rPr>
-                      <m:nor/>
-                      <m:sty m:val="p"/>
-                    </m:rPr>
-                    <m:t>Exercise</m:t>
-                  </m:r>
-                  <m:r>
-                    <m:rPr>
-                      <m:sty m:val="p"/>
-                    </m:rPr>
-                    <m:t>∣</m:t>
-                  </m:r>
-                  <m:r>
-                    <m:rPr>
-                      <m:nor/>
-                      <m:sty m:val="p"/>
-                    </m:rPr>
-                    <m:t>Encouraged</m:t>
-                  </m:r>
-                </m:e>
-              </m:d>
+              <m:r>
+                <m:rPr>
+                  <m:sty m:val="p"/>
+                </m:rPr>
+                <m:t>[</m:t>
+              </m:r>
+              <m:r>
+                <m:rPr>
+                  <m:nor/>
+                  <m:sty m:val="p"/>
+                </m:rPr>
+                <m:t>Exercise</m:t>
+              </m:r>
+              <m:r>
+                <m:rPr>
+                  <m:sty m:val="p"/>
+                </m:rPr>
+                <m:t>∣</m:t>
+              </m:r>
+              <m:r>
+                <m:rPr>
+                  <m:nor/>
+                  <m:sty m:val="p"/>
+                </m:rPr>
+                <m:t>Encouraged</m:t>
+              </m:r>
+              <m:r>
+                <m:rPr>
+                  <m:sty m:val="p"/>
+                </m:rPr>
+                <m:t>]</m:t>
+              </m:r>
               <m:r>
                 <m:rPr>
                   <m:sty m:val="p"/>
@@ -2704,36 +2738,38 @@
                 </m:rPr>
                 <m:t>Pr</m:t>
               </m:r>
-              <m:d>
-                <m:dPr>
-                  <m:begChr m:val="["/>
-                  <m:sepChr m:val=""/>
-                  <m:endChr m:val="]"/>
-                  <m:grow/>
-                </m:dPr>
-                <m:e>
-                  <m:r>
-                    <m:rPr>
-                      <m:nor/>
-                      <m:sty m:val="p"/>
-                    </m:rPr>
-                    <m:t>Exercise</m:t>
-                  </m:r>
-                  <m:r>
-                    <m:rPr>
-                      <m:sty m:val="p"/>
-                    </m:rPr>
-                    <m:t>∣</m:t>
-                  </m:r>
-                  <m:r>
-                    <m:rPr>
-                      <m:nor/>
-                      <m:sty m:val="p"/>
-                    </m:rPr>
-                    <m:t>Not encouraged</m:t>
-                  </m:r>
-                </m:e>
-              </m:d>
+              <m:r>
+                <m:rPr>
+                  <m:sty m:val="p"/>
+                </m:rPr>
+                <m:t>[</m:t>
+              </m:r>
+              <m:r>
+                <m:rPr>
+                  <m:nor/>
+                  <m:sty m:val="p"/>
+                </m:rPr>
+                <m:t>Exercise</m:t>
+              </m:r>
+              <m:r>
+                <m:rPr>
+                  <m:sty m:val="p"/>
+                </m:rPr>
+                <m:t>∣</m:t>
+              </m:r>
+              <m:r>
+                <m:rPr>
+                  <m:nor/>
+                  <m:sty m:val="p"/>
+                </m:rPr>
+                <m:t>Not encouraged</m:t>
+              </m:r>
+              <m:r>
+                <m:rPr>
+                  <m:sty m:val="p"/>
+                </m:rPr>
+                <m:t>]</m:t>
+              </m:r>
             </m:den>
           </m:f>
         </m:oMath>
@@ -2821,9 +2857,9 @@
         <w:t xml:space="preserve">Effect of exercise on health (in a subgroup) is 20 points.</w:t>
       </w:r>
     </w:p>
-    <w:bookmarkEnd w:id="27"/>
-    <w:bookmarkEnd w:id="28"/>
-    <w:bookmarkStart w:id="34" w:name="Xb9ca627efd3e8d76dea59a81533d3a9d9c14a24"/>
+    <w:bookmarkEnd w:id="16"/>
+    <w:bookmarkEnd w:id="17"/>
+    <w:bookmarkStart w:id="23" w:name="Xb9ca627efd3e8d76dea59a81533d3a9d9c14a24"/>
     <w:p>
       <w:pPr>
         <w:pStyle w:val="Heading2"/>
@@ -2847,7 +2883,7 @@
         <w:t xml:space="preserve">IV estimation is like an imperfect randomized experiment.</w:t>
       </w:r>
     </w:p>
-    <w:bookmarkStart w:id="29" w:name="perfect-compliance"/>
+    <w:bookmarkStart w:id="18" w:name="perfect-compliance"/>
     <w:p>
       <w:pPr>
         <w:pStyle w:val="Heading3"/>
@@ -2905,8 +2941,8 @@
         <w:t xml:space="preserve">This is just a standard randomized experiment</w:t>
       </w:r>
     </w:p>
-    <w:bookmarkEnd w:id="29"/>
-    <w:bookmarkStart w:id="30" w:name="imperfect-compliance"/>
+    <w:bookmarkEnd w:id="18"/>
+    <w:bookmarkStart w:id="19" w:name="imperfect-compliance"/>
     <w:p>
       <w:pPr>
         <w:pStyle w:val="Heading3"/>
@@ -2986,8 +3022,8 @@
         <w:t xml:space="preserve">Not the average effect in the full population</w:t>
       </w:r>
     </w:p>
-    <w:bookmarkEnd w:id="30"/>
-    <w:bookmarkStart w:id="32" w:name="compliance-types"/>
+    <w:bookmarkEnd w:id="19"/>
+    <w:bookmarkStart w:id="21" w:name="compliance-types"/>
     <w:p>
       <w:pPr>
         <w:pStyle w:val="Heading3"/>
@@ -2996,7 +3032,7 @@
         <w:t xml:space="preserve">3.3 Compliance Types</w:t>
       </w:r>
     </w:p>
-    <w:bookmarkStart w:id="31" w:name="def-compliance-types"/>
+    <w:bookmarkStart w:id="20" w:name="def-compliance-types"/>
     <w:p>
       <w:pPr>
         <w:pStyle w:val="FirstParagraph"/>
@@ -3496,7 +3532,7 @@
         <w:t xml:space="preserve">(do opposite of instrument)</w:t>
       </w:r>
     </w:p>
-    <w:bookmarkEnd w:id="31"/>
+    <w:bookmarkEnd w:id="20"/>
     <w:p>
       <w:pPr>
         <w:pStyle w:val="FirstParagraph"/>
@@ -3595,8 +3631,8 @@
         <w:t xml:space="preserve">(LATE = local average treatment effect).</w:t>
       </w:r>
     </w:p>
-    <w:bookmarkEnd w:id="32"/>
-    <w:bookmarkStart w:id="33" w:name="local-average-treatment-effect-late"/>
+    <w:bookmarkEnd w:id="21"/>
+    <w:bookmarkStart w:id="22" w:name="local-average-treatment-effect-late"/>
     <w:p>
       <w:pPr>
         <w:pStyle w:val="Heading3"/>
@@ -3638,77 +3674,79 @@
           <m:r>
             <m:t>E</m:t>
           </m:r>
-          <m:d>
-            <m:dPr>
-              <m:begChr m:val="["/>
-              <m:sepChr m:val=""/>
-              <m:endChr m:val="]"/>
-              <m:grow/>
-            </m:dPr>
+          <m:r>
+            <m:rPr>
+              <m:sty m:val="p"/>
+            </m:rPr>
+            <m:t>[</m:t>
+          </m:r>
+          <m:sSup>
             <m:e>
-              <m:sSup>
-                <m:e>
-                  <m:r>
-                    <m:t>Y</m:t>
-                  </m:r>
-                </m:e>
-                <m:sup>
-                  <m:r>
-                    <m:t>a</m:t>
-                  </m:r>
-                  <m:r>
-                    <m:rPr>
-                      <m:sty m:val="p"/>
-                    </m:rPr>
-                    <m:t>=</m:t>
-                  </m:r>
-                  <m:r>
-                    <m:t>1</m:t>
-                  </m:r>
-                </m:sup>
-              </m:sSup>
+              <m:r>
+                <m:t>Y</m:t>
+              </m:r>
+            </m:e>
+            <m:sup>
+              <m:r>
+                <m:t>a</m:t>
+              </m:r>
               <m:r>
                 <m:rPr>
                   <m:sty m:val="p"/>
                 </m:rPr>
-                <m:t>−</m:t>
-              </m:r>
-              <m:sSup>
-                <m:e>
-                  <m:r>
-                    <m:t>Y</m:t>
-                  </m:r>
-                </m:e>
-                <m:sup>
-                  <m:r>
-                    <m:t>a</m:t>
-                  </m:r>
-                  <m:r>
-                    <m:rPr>
-                      <m:sty m:val="p"/>
-                    </m:rPr>
-                    <m:t>=</m:t>
-                  </m:r>
-                  <m:r>
-                    <m:t>0</m:t>
-                  </m:r>
-                </m:sup>
-              </m:sSup>
+                <m:t>=</m:t>
+              </m:r>
+              <m:r>
+                <m:t>1</m:t>
+              </m:r>
+            </m:sup>
+          </m:sSup>
+          <m:r>
+            <m:rPr>
+              <m:sty m:val="p"/>
+            </m:rPr>
+            <m:t>−</m:t>
+          </m:r>
+          <m:sSup>
+            <m:e>
+              <m:r>
+                <m:t>Y</m:t>
+              </m:r>
+            </m:e>
+            <m:sup>
+              <m:r>
+                <m:t>a</m:t>
+              </m:r>
               <m:r>
                 <m:rPr>
                   <m:sty m:val="p"/>
                 </m:rPr>
-                <m:t>∣</m:t>
-              </m:r>
-              <m:r>
-                <m:rPr>
-                  <m:nor/>
-                  <m:sty m:val="p"/>
-                </m:rPr>
-                <m:t>Complier</m:t>
-              </m:r>
-            </m:e>
-          </m:d>
+                <m:t>=</m:t>
+              </m:r>
+              <m:r>
+                <m:t>0</m:t>
+              </m:r>
+            </m:sup>
+          </m:sSup>
+          <m:r>
+            <m:rPr>
+              <m:sty m:val="p"/>
+            </m:rPr>
+            <m:t>∣</m:t>
+          </m:r>
+          <m:r>
+            <m:rPr>
+              <m:nor/>
+              <m:sty m:val="p"/>
+            </m:rPr>
+            <m:t>Complier</m:t>
+          </m:r>
+          <m:r>
+            <m:rPr>
+              <m:sty m:val="p"/>
+            </m:rPr>
+            <m:t>]</m:t>
+          </m:r>
         </m:oMath>
       </m:oMathPara>
     </w:p>
@@ -3763,9 +3801,9 @@
         <w:t xml:space="preserve">: We don’t know who the compliers are (unobservable principal stratum).</w:t>
       </w:r>
     </w:p>
-    <w:bookmarkEnd w:id="33"/>
-    <w:bookmarkEnd w:id="34"/>
-    <w:bookmarkStart w:id="38" w:name="X42f2bf7c9f068d1e7e4974d785e219af0e15a3c"/>
+    <w:bookmarkEnd w:id="22"/>
+    <w:bookmarkEnd w:id="23"/>
+    <w:bookmarkStart w:id="27" w:name="X42f2bf7c9f068d1e7e4974d785e219af0e15a3c"/>
     <w:p>
       <w:pPr>
         <w:pStyle w:val="Heading2"/>
@@ -3799,7 +3837,7 @@
         <w:t xml:space="preserve">is the most common IV method for continuous outcomes.</w:t>
       </w:r>
     </w:p>
-    <w:bookmarkStart w:id="35" w:name="sls-algorithm"/>
+    <w:bookmarkStart w:id="24" w:name="sls-algorithm"/>
     <w:p>
       <w:pPr>
         <w:pStyle w:val="Heading3"/>
@@ -4157,8 +4195,8 @@
         <w:t xml:space="preserve">is the 2SLS estimate of the causal effect.</w:t>
       </w:r>
     </w:p>
-    <w:bookmarkEnd w:id="35"/>
-    <w:bookmarkStart w:id="36" w:name="why-this-works-1"/>
+    <w:bookmarkEnd w:id="24"/>
+    <w:bookmarkStart w:id="25" w:name="why-this-works-1"/>
     <w:p>
       <w:pPr>
         <w:pStyle w:val="Heading3"/>
@@ -4442,8 +4480,8 @@
         <w:t xml:space="preserve">ivregress 2sls</w:t>
       </w:r>
     </w:p>
-    <w:bookmarkEnd w:id="36"/>
-    <w:bookmarkStart w:id="37" w:name="including-covariates"/>
+    <w:bookmarkEnd w:id="25"/>
+    <w:bookmarkStart w:id="26" w:name="including-covariates"/>
     <w:p>
       <w:pPr>
         <w:pStyle w:val="Heading3"/>
@@ -4836,9 +4874,9 @@
         <w:t xml:space="preserve">can improve efficiency even if not necessary for identification.</w:t>
       </w:r>
     </w:p>
-    <w:bookmarkEnd w:id="37"/>
-    <w:bookmarkEnd w:id="38"/>
-    <w:bookmarkStart w:id="41" w:name="Xf483f7ce66dfd780266ad5a05836512073b6223"/>
+    <w:bookmarkEnd w:id="26"/>
+    <w:bookmarkEnd w:id="27"/>
+    <w:bookmarkStart w:id="30" w:name="Xf483f7ce66dfd780266ad5a05836512073b6223"/>
     <w:p>
       <w:pPr>
         <w:pStyle w:val="Heading2"/>
@@ -4862,7 +4900,7 @@
         <w:t xml:space="preserve">IV estimation can be combined with adjustment for measured confounders.</w:t>
       </w:r>
     </w:p>
-    <w:bookmarkStart w:id="39" w:name="two-scenarios"/>
+    <w:bookmarkStart w:id="28" w:name="two-scenarios"/>
     <w:p>
       <w:pPr>
         <w:pStyle w:val="Heading3"/>
@@ -5079,8 +5117,8 @@
         <w:t xml:space="preserve">Use conditional IV methods</w:t>
       </w:r>
     </w:p>
-    <w:bookmarkEnd w:id="39"/>
-    <w:bookmarkStart w:id="40" w:name="conditional-iv-estimation"/>
+    <w:bookmarkEnd w:id="28"/>
+    <w:bookmarkStart w:id="29" w:name="conditional-iv-estimation"/>
     <w:p>
       <w:pPr>
         <w:pStyle w:val="Heading3"/>
@@ -5552,9 +5590,9 @@
         <w:t xml:space="preserve">Subject-matter knowledge is crucial for deciding which covariates to include.</w:t>
       </w:r>
     </w:p>
-    <w:bookmarkEnd w:id="40"/>
-    <w:bookmarkEnd w:id="41"/>
-    <w:bookmarkStart w:id="44" w:name="X4c7ab6d8e4bbb86e2d2595b6341c445bad35cd1"/>
+    <w:bookmarkEnd w:id="29"/>
+    <w:bookmarkEnd w:id="30"/>
+    <w:bookmarkStart w:id="33" w:name="X4c7ab6d8e4bbb86e2d2595b6341c445bad35cd1"/>
     <w:p>
       <w:pPr>
         <w:pStyle w:val="Heading2"/>
@@ -5578,7 +5616,7 @@
         <w:t xml:space="preserve">How do IV estimates compare to regression-based estimates?</w:t>
       </w:r>
     </w:p>
-    <w:bookmarkStart w:id="42" w:name="comparison"/>
+    <w:bookmarkStart w:id="31" w:name="comparison"/>
     <w:p>
       <w:pPr>
         <w:pStyle w:val="Heading3"/>
@@ -5685,37 +5723,39 @@
         <m:r>
           <m:t>E</m:t>
         </m:r>
-        <m:d>
-          <m:dPr>
-            <m:begChr m:val="["/>
-            <m:sepChr m:val=""/>
-            <m:endChr m:val="]"/>
-            <m:grow/>
-          </m:dPr>
+        <m:r>
+          <m:rPr>
+            <m:sty m:val="p"/>
+          </m:rPr>
+          <m:t>[</m:t>
+        </m:r>
+        <m:sSup>
           <m:e>
-            <m:sSup>
-              <m:e>
-                <m:r>
-                  <m:t>Y</m:t>
-                </m:r>
-              </m:e>
-              <m:sup>
-                <m:r>
-                  <m:t>a</m:t>
-                </m:r>
-                <m:r>
-                  <m:rPr>
-                    <m:sty m:val="p"/>
-                  </m:rPr>
-                  <m:t>=</m:t>
-                </m:r>
-                <m:r>
-                  <m:t>1</m:t>
-                </m:r>
-              </m:sup>
-            </m:sSup>
+            <m:r>
+              <m:t>Y</m:t>
+            </m:r>
           </m:e>
-        </m:d>
+          <m:sup>
+            <m:r>
+              <m:t>a</m:t>
+            </m:r>
+            <m:r>
+              <m:rPr>
+                <m:sty m:val="p"/>
+              </m:rPr>
+              <m:t>=</m:t>
+            </m:r>
+            <m:r>
+              <m:t>1</m:t>
+            </m:r>
+          </m:sup>
+        </m:sSup>
+        <m:r>
+          <m:rPr>
+            <m:sty m:val="p"/>
+          </m:rPr>
+          <m:t>]</m:t>
+        </m:r>
         <m:r>
           <m:rPr>
             <m:sty m:val="p"/>
@@ -5725,37 +5765,39 @@
         <m:r>
           <m:t>E</m:t>
         </m:r>
-        <m:d>
-          <m:dPr>
-            <m:begChr m:val="["/>
-            <m:sepChr m:val=""/>
-            <m:endChr m:val="]"/>
-            <m:grow/>
-          </m:dPr>
+        <m:r>
+          <m:rPr>
+            <m:sty m:val="p"/>
+          </m:rPr>
+          <m:t>[</m:t>
+        </m:r>
+        <m:sSup>
           <m:e>
-            <m:sSup>
-              <m:e>
-                <m:r>
-                  <m:t>Y</m:t>
-                </m:r>
-              </m:e>
-              <m:sup>
-                <m:r>
-                  <m:t>a</m:t>
-                </m:r>
-                <m:r>
-                  <m:rPr>
-                    <m:sty m:val="p"/>
-                  </m:rPr>
-                  <m:t>=</m:t>
-                </m:r>
-                <m:r>
-                  <m:t>0</m:t>
-                </m:r>
-              </m:sup>
-            </m:sSup>
+            <m:r>
+              <m:t>Y</m:t>
+            </m:r>
           </m:e>
-        </m:d>
+          <m:sup>
+            <m:r>
+              <m:t>a</m:t>
+            </m:r>
+            <m:r>
+              <m:rPr>
+                <m:sty m:val="p"/>
+              </m:rPr>
+              <m:t>=</m:t>
+            </m:r>
+            <m:r>
+              <m:t>0</m:t>
+            </m:r>
+          </m:sup>
+        </m:sSup>
+        <m:r>
+          <m:rPr>
+            <m:sty m:val="p"/>
+          </m:rPr>
+          <m:t>]</m:t>
+        </m:r>
       </m:oMath>
     </w:p>
     <w:p>
@@ -5844,77 +5886,79 @@
         <m:r>
           <m:t>E</m:t>
         </m:r>
-        <m:d>
-          <m:dPr>
-            <m:begChr m:val="["/>
-            <m:sepChr m:val=""/>
-            <m:endChr m:val="]"/>
-            <m:grow/>
-          </m:dPr>
+        <m:r>
+          <m:rPr>
+            <m:sty m:val="p"/>
+          </m:rPr>
+          <m:t>[</m:t>
+        </m:r>
+        <m:sSup>
           <m:e>
-            <m:sSup>
-              <m:e>
-                <m:r>
-                  <m:t>Y</m:t>
-                </m:r>
-              </m:e>
-              <m:sup>
-                <m:r>
-                  <m:t>a</m:t>
-                </m:r>
-                <m:r>
-                  <m:rPr>
-                    <m:sty m:val="p"/>
-                  </m:rPr>
-                  <m:t>=</m:t>
-                </m:r>
-                <m:r>
-                  <m:t>1</m:t>
-                </m:r>
-              </m:sup>
-            </m:sSup>
+            <m:r>
+              <m:t>Y</m:t>
+            </m:r>
+          </m:e>
+          <m:sup>
+            <m:r>
+              <m:t>a</m:t>
+            </m:r>
             <m:r>
               <m:rPr>
                 <m:sty m:val="p"/>
               </m:rPr>
-              <m:t>−</m:t>
-            </m:r>
-            <m:sSup>
-              <m:e>
-                <m:r>
-                  <m:t>Y</m:t>
-                </m:r>
-              </m:e>
-              <m:sup>
-                <m:r>
-                  <m:t>a</m:t>
-                </m:r>
-                <m:r>
-                  <m:rPr>
-                    <m:sty m:val="p"/>
-                  </m:rPr>
-                  <m:t>=</m:t>
-                </m:r>
-                <m:r>
-                  <m:t>0</m:t>
-                </m:r>
-              </m:sup>
-            </m:sSup>
+              <m:t>=</m:t>
+            </m:r>
+            <m:r>
+              <m:t>1</m:t>
+            </m:r>
+          </m:sup>
+        </m:sSup>
+        <m:r>
+          <m:rPr>
+            <m:sty m:val="p"/>
+          </m:rPr>
+          <m:t>−</m:t>
+        </m:r>
+        <m:sSup>
+          <m:e>
+            <m:r>
+              <m:t>Y</m:t>
+            </m:r>
+          </m:e>
+          <m:sup>
+            <m:r>
+              <m:t>a</m:t>
+            </m:r>
             <m:r>
               <m:rPr>
                 <m:sty m:val="p"/>
               </m:rPr>
-              <m:t>∣</m:t>
-            </m:r>
-            <m:r>
-              <m:rPr>
-                <m:nor/>
-                <m:sty m:val="p"/>
-              </m:rPr>
-              <m:t>Complier</m:t>
-            </m:r>
-          </m:e>
-        </m:d>
+              <m:t>=</m:t>
+            </m:r>
+            <m:r>
+              <m:t>0</m:t>
+            </m:r>
+          </m:sup>
+        </m:sSup>
+        <m:r>
+          <m:rPr>
+            <m:sty m:val="p"/>
+          </m:rPr>
+          <m:t>∣</m:t>
+        </m:r>
+        <m:r>
+          <m:rPr>
+            <m:nor/>
+            <m:sty m:val="p"/>
+          </m:rPr>
+          <m:t>Complier</m:t>
+        </m:r>
+        <m:r>
+          <m:rPr>
+            <m:sty m:val="p"/>
+          </m:rPr>
+          <m:t>]</m:t>
+        </m:r>
       </m:oMath>
     </w:p>
     <w:p>
@@ -5929,8 +5973,8 @@
         <w:t xml:space="preserve">Less efficient (larger standard errors)</w:t>
       </w:r>
     </w:p>
-    <w:bookmarkEnd w:id="42"/>
-    <w:bookmarkStart w:id="43" w:name="when-estimates-differ"/>
+    <w:bookmarkEnd w:id="31"/>
+    <w:bookmarkStart w:id="32" w:name="when-estimates-differ"/>
     <w:p>
       <w:pPr>
         <w:pStyle w:val="Heading3"/>
@@ -6140,9 +6184,9 @@
         <w:t xml:space="preserve">Report both estimates with clear statements about assumptions</w:t>
       </w:r>
     </w:p>
-    <w:bookmarkEnd w:id="43"/>
-    <w:bookmarkEnd w:id="44"/>
-    <w:bookmarkStart w:id="49" w:name="X92b7cd567651e3ada5e9defa531de471ddf1d65"/>
+    <w:bookmarkEnd w:id="32"/>
+    <w:bookmarkEnd w:id="33"/>
+    <w:bookmarkStart w:id="38" w:name="X92b7cd567651e3ada5e9defa531de471ddf1d65"/>
     <w:p>
       <w:pPr>
         <w:pStyle w:val="Heading2"/>
@@ -6195,7 +6239,7 @@
         <w:t xml:space="preserve">.</w:t>
       </w:r>
     </w:p>
-    <w:bookmarkStart w:id="45" w:name="challenges-with-survival-outcomes"/>
+    <w:bookmarkStart w:id="34" w:name="challenges-with-survival-outcomes"/>
     <w:p>
       <w:pPr>
         <w:pStyle w:val="Heading3"/>
@@ -6234,8 +6278,8 @@
         <w:t xml:space="preserve">: How do we interpret IV estimates when the outcome is survival time?</w:t>
       </w:r>
     </w:p>
-    <w:bookmarkEnd w:id="45"/>
-    <w:bookmarkStart w:id="47" w:name="survivor-average-causal-effect-sace"/>
+    <w:bookmarkEnd w:id="34"/>
+    <w:bookmarkStart w:id="36" w:name="survivor-average-causal-effect-sace"/>
     <w:p>
       <w:pPr>
         <w:pStyle w:val="Heading3"/>
@@ -6244,7 +6288,7 @@
         <w:t xml:space="preserve">7.2 Survivor Average Causal Effect (SACE)</w:t>
       </w:r>
     </w:p>
-    <w:bookmarkStart w:id="46" w:name="def-sace"/>
+    <w:bookmarkStart w:id="35" w:name="def-sace"/>
     <w:p>
       <w:pPr>
         <w:pStyle w:val="FirstParagraph"/>
@@ -6291,89 +6335,22 @@
           <m:r>
             <m:t>E</m:t>
           </m:r>
-          <m:d>
-            <m:dPr>
-              <m:begChr m:val="["/>
-              <m:sepChr m:val=""/>
-              <m:endChr m:val="]"/>
-              <m:grow/>
-            </m:dPr>
+          <m:r>
+            <m:rPr>
+              <m:sty m:val="p"/>
+            </m:rPr>
+            <m:t>[</m:t>
+          </m:r>
+          <m:sSup>
             <m:e>
-              <m:sSup>
-                <m:e>
-                  <m:r>
-                    <m:t>Y</m:t>
-                  </m:r>
-                </m:e>
-                <m:sup>
-                  <m:r>
-                    <m:t>a</m:t>
-                  </m:r>
-                  <m:r>
-                    <m:rPr>
-                      <m:sty m:val="p"/>
-                    </m:rPr>
-                    <m:t>=</m:t>
-                  </m:r>
-                  <m:r>
-                    <m:t>1</m:t>
-                  </m:r>
-                </m:sup>
-              </m:sSup>
-              <m:r>
-                <m:rPr>
-                  <m:sty m:val="p"/>
-                </m:rPr>
-                <m:t>−</m:t>
-              </m:r>
-              <m:sSup>
-                <m:e>
-                  <m:r>
-                    <m:t>Y</m:t>
-                  </m:r>
-                </m:e>
-                <m:sup>
-                  <m:r>
-                    <m:t>a</m:t>
-                  </m:r>
-                  <m:r>
-                    <m:rPr>
-                      <m:sty m:val="p"/>
-                    </m:rPr>
-                    <m:t>=</m:t>
-                  </m:r>
-                  <m:r>
-                    <m:t>0</m:t>
-                  </m:r>
-                </m:sup>
-              </m:sSup>
-              <m:r>
-                <m:rPr>
-                  <m:sty m:val="p"/>
-                </m:rPr>
-                <m:t>∣</m:t>
-              </m:r>
-              <m:sSup>
-                <m:e>
-                  <m:r>
-                    <m:t>S</m:t>
-                  </m:r>
-                </m:e>
-                <m:sup>
-                  <m:r>
-                    <m:t>a</m:t>
-                  </m:r>
-                  <m:r>
-                    <m:rPr>
-                      <m:sty m:val="p"/>
-                    </m:rPr>
-                    <m:t>=</m:t>
-                  </m:r>
-                  <m:r>
-                    <m:t>1</m:t>
-                  </m:r>
-                </m:sup>
-              </m:sSup>
+              <m:r>
+                <m:t>Y</m:t>
+              </m:r>
+            </m:e>
+            <m:sup>
+              <m:r>
+                <m:t>a</m:t>
+              </m:r>
               <m:r>
                 <m:rPr>
                   <m:sty m:val="p"/>
@@ -6383,33 +6360,24 @@
               <m:r>
                 <m:t>1</m:t>
               </m:r>
-              <m:r>
-                <m:rPr>
-                  <m:sty m:val="p"/>
-                </m:rPr>
-                <m:t>,</m:t>
-              </m:r>
-              <m:sSup>
-                <m:e>
-                  <m:r>
-                    <m:t>S</m:t>
-                  </m:r>
-                </m:e>
-                <m:sup>
-                  <m:r>
-                    <m:t>a</m:t>
-                  </m:r>
-                  <m:r>
-                    <m:rPr>
-                      <m:sty m:val="p"/>
-                    </m:rPr>
-                    <m:t>=</m:t>
-                  </m:r>
-                  <m:r>
-                    <m:t>0</m:t>
-                  </m:r>
-                </m:sup>
-              </m:sSup>
+            </m:sup>
+          </m:sSup>
+          <m:r>
+            <m:rPr>
+              <m:sty m:val="p"/>
+            </m:rPr>
+            <m:t>−</m:t>
+          </m:r>
+          <m:sSup>
+            <m:e>
+              <m:r>
+                <m:t>Y</m:t>
+              </m:r>
+            </m:e>
+            <m:sup>
+              <m:r>
+                <m:t>a</m:t>
+              </m:r>
               <m:r>
                 <m:rPr>
                   <m:sty m:val="p"/>
@@ -6417,10 +6385,88 @@
                 <m:t>=</m:t>
               </m:r>
               <m:r>
+                <m:t>0</m:t>
+              </m:r>
+            </m:sup>
+          </m:sSup>
+          <m:r>
+            <m:rPr>
+              <m:sty m:val="p"/>
+            </m:rPr>
+            <m:t>∣</m:t>
+          </m:r>
+          <m:sSup>
+            <m:e>
+              <m:r>
+                <m:t>S</m:t>
+              </m:r>
+            </m:e>
+            <m:sup>
+              <m:r>
+                <m:t>a</m:t>
+              </m:r>
+              <m:r>
+                <m:rPr>
+                  <m:sty m:val="p"/>
+                </m:rPr>
+                <m:t>=</m:t>
+              </m:r>
+              <m:r>
                 <m:t>1</m:t>
               </m:r>
+            </m:sup>
+          </m:sSup>
+          <m:r>
+            <m:rPr>
+              <m:sty m:val="p"/>
+            </m:rPr>
+            <m:t>=</m:t>
+          </m:r>
+          <m:r>
+            <m:t>1</m:t>
+          </m:r>
+          <m:r>
+            <m:rPr>
+              <m:sty m:val="p"/>
+            </m:rPr>
+            <m:t>,</m:t>
+          </m:r>
+          <m:sSup>
+            <m:e>
+              <m:r>
+                <m:t>S</m:t>
+              </m:r>
             </m:e>
-          </m:d>
+            <m:sup>
+              <m:r>
+                <m:t>a</m:t>
+              </m:r>
+              <m:r>
+                <m:rPr>
+                  <m:sty m:val="p"/>
+                </m:rPr>
+                <m:t>=</m:t>
+              </m:r>
+              <m:r>
+                <m:t>0</m:t>
+              </m:r>
+            </m:sup>
+          </m:sSup>
+          <m:r>
+            <m:rPr>
+              <m:sty m:val="p"/>
+            </m:rPr>
+            <m:t>=</m:t>
+          </m:r>
+          <m:r>
+            <m:t>1</m:t>
+          </m:r>
+          <m:r>
+            <m:rPr>
+              <m:sty m:val="p"/>
+            </m:rPr>
+            <m:t>]</m:t>
+          </m:r>
         </m:oMath>
       </m:oMathPara>
     </w:p>
@@ -6490,9 +6536,9 @@
         <w:t xml:space="preserve">- those who would survive under both treatment and control.</w:t>
       </w:r>
     </w:p>
-    <w:bookmarkEnd w:id="46"/>
-    <w:bookmarkEnd w:id="47"/>
-    <w:bookmarkStart w:id="48" w:name="identification"/>
+    <w:bookmarkEnd w:id="35"/>
+    <w:bookmarkEnd w:id="36"/>
+    <w:bookmarkStart w:id="37" w:name="identification"/>
     <w:p>
       <w:pPr>
         <w:pStyle w:val="Heading3"/>
@@ -6729,9 +6775,9 @@
         <w:t xml:space="preserve">These are often hard to justify.</w:t>
       </w:r>
     </w:p>
-    <w:bookmarkEnd w:id="48"/>
-    <w:bookmarkEnd w:id="49"/>
-    <w:bookmarkStart w:id="53" w:name="summary"/>
+    <w:bookmarkEnd w:id="37"/>
+    <w:bookmarkEnd w:id="38"/>
+    <w:bookmarkStart w:id="42" w:name="summary"/>
     <w:p>
       <w:pPr>
         <w:pStyle w:val="Heading2"/>
@@ -6844,37 +6890,39 @@
             <m:r>
               <m:t>E</m:t>
             </m:r>
-            <m:d>
-              <m:dPr>
-                <m:begChr m:val="["/>
-                <m:sepChr m:val=""/>
-                <m:endChr m:val="]"/>
-                <m:grow/>
-              </m:dPr>
-              <m:e>
-                <m:r>
-                  <m:t>Y</m:t>
-                </m:r>
-                <m:r>
-                  <m:rPr>
-                    <m:sty m:val="p"/>
-                  </m:rPr>
-                  <m:t>∣</m:t>
-                </m:r>
-                <m:r>
-                  <m:t>Z</m:t>
-                </m:r>
-                <m:r>
-                  <m:rPr>
-                    <m:sty m:val="p"/>
-                  </m:rPr>
-                  <m:t>=</m:t>
-                </m:r>
-                <m:r>
-                  <m:t>1</m:t>
-                </m:r>
-              </m:e>
-            </m:d>
+            <m:r>
+              <m:rPr>
+                <m:sty m:val="p"/>
+              </m:rPr>
+              <m:t>[</m:t>
+            </m:r>
+            <m:r>
+              <m:t>Y</m:t>
+            </m:r>
+            <m:r>
+              <m:rPr>
+                <m:sty m:val="p"/>
+              </m:rPr>
+              <m:t>∣</m:t>
+            </m:r>
+            <m:r>
+              <m:t>Z</m:t>
+            </m:r>
+            <m:r>
+              <m:rPr>
+                <m:sty m:val="p"/>
+              </m:rPr>
+              <m:t>=</m:t>
+            </m:r>
+            <m:r>
+              <m:t>1</m:t>
+            </m:r>
+            <m:r>
+              <m:rPr>
+                <m:sty m:val="p"/>
+              </m:rPr>
+              <m:t>]</m:t>
+            </m:r>
             <m:r>
               <m:rPr>
                 <m:sty m:val="p"/>
@@ -6884,73 +6932,77 @@
             <m:r>
               <m:t>E</m:t>
             </m:r>
-            <m:d>
-              <m:dPr>
-                <m:begChr m:val="["/>
-                <m:sepChr m:val=""/>
-                <m:endChr m:val="]"/>
-                <m:grow/>
-              </m:dPr>
-              <m:e>
-                <m:r>
-                  <m:t>Y</m:t>
-                </m:r>
-                <m:r>
-                  <m:rPr>
-                    <m:sty m:val="p"/>
-                  </m:rPr>
-                  <m:t>∣</m:t>
-                </m:r>
-                <m:r>
-                  <m:t>Z</m:t>
-                </m:r>
-                <m:r>
-                  <m:rPr>
-                    <m:sty m:val="p"/>
-                  </m:rPr>
-                  <m:t>=</m:t>
-                </m:r>
-                <m:r>
-                  <m:t>0</m:t>
-                </m:r>
-              </m:e>
-            </m:d>
+            <m:r>
+              <m:rPr>
+                <m:sty m:val="p"/>
+              </m:rPr>
+              <m:t>[</m:t>
+            </m:r>
+            <m:r>
+              <m:t>Y</m:t>
+            </m:r>
+            <m:r>
+              <m:rPr>
+                <m:sty m:val="p"/>
+              </m:rPr>
+              <m:t>∣</m:t>
+            </m:r>
+            <m:r>
+              <m:t>Z</m:t>
+            </m:r>
+            <m:r>
+              <m:rPr>
+                <m:sty m:val="p"/>
+              </m:rPr>
+              <m:t>=</m:t>
+            </m:r>
+            <m:r>
+              <m:t>0</m:t>
+            </m:r>
+            <m:r>
+              <m:rPr>
+                <m:sty m:val="p"/>
+              </m:rPr>
+              <m:t>]</m:t>
+            </m:r>
           </m:num>
           <m:den>
             <m:r>
               <m:t>E</m:t>
             </m:r>
-            <m:d>
-              <m:dPr>
-                <m:begChr m:val="["/>
-                <m:sepChr m:val=""/>
-                <m:endChr m:val="]"/>
-                <m:grow/>
-              </m:dPr>
-              <m:e>
-                <m:r>
-                  <m:t>A</m:t>
-                </m:r>
-                <m:r>
-                  <m:rPr>
-                    <m:sty m:val="p"/>
-                  </m:rPr>
-                  <m:t>∣</m:t>
-                </m:r>
-                <m:r>
-                  <m:t>Z</m:t>
-                </m:r>
-                <m:r>
-                  <m:rPr>
-                    <m:sty m:val="p"/>
-                  </m:rPr>
-                  <m:t>=</m:t>
-                </m:r>
-                <m:r>
-                  <m:t>1</m:t>
-                </m:r>
-              </m:e>
-            </m:d>
+            <m:r>
+              <m:rPr>
+                <m:sty m:val="p"/>
+              </m:rPr>
+              <m:t>[</m:t>
+            </m:r>
+            <m:r>
+              <m:t>A</m:t>
+            </m:r>
+            <m:r>
+              <m:rPr>
+                <m:sty m:val="p"/>
+              </m:rPr>
+              <m:t>∣</m:t>
+            </m:r>
+            <m:r>
+              <m:t>Z</m:t>
+            </m:r>
+            <m:r>
+              <m:rPr>
+                <m:sty m:val="p"/>
+              </m:rPr>
+              <m:t>=</m:t>
+            </m:r>
+            <m:r>
+              <m:t>1</m:t>
+            </m:r>
+            <m:r>
+              <m:rPr>
+                <m:sty m:val="p"/>
+              </m:rPr>
+              <m:t>]</m:t>
+            </m:r>
             <m:r>
               <m:rPr>
                 <m:sty m:val="p"/>
@@ -6960,37 +7012,39 @@
             <m:r>
               <m:t>E</m:t>
             </m:r>
-            <m:d>
-              <m:dPr>
-                <m:begChr m:val="["/>
-                <m:sepChr m:val=""/>
-                <m:endChr m:val="]"/>
-                <m:grow/>
-              </m:dPr>
-              <m:e>
-                <m:r>
-                  <m:t>A</m:t>
-                </m:r>
-                <m:r>
-                  <m:rPr>
-                    <m:sty m:val="p"/>
-                  </m:rPr>
-                  <m:t>∣</m:t>
-                </m:r>
-                <m:r>
-                  <m:t>Z</m:t>
-                </m:r>
-                <m:r>
-                  <m:rPr>
-                    <m:sty m:val="p"/>
-                  </m:rPr>
-                  <m:t>=</m:t>
-                </m:r>
-                <m:r>
-                  <m:t>0</m:t>
-                </m:r>
-              </m:e>
-            </m:d>
+            <m:r>
+              <m:rPr>
+                <m:sty m:val="p"/>
+              </m:rPr>
+              <m:t>[</m:t>
+            </m:r>
+            <m:r>
+              <m:t>A</m:t>
+            </m:r>
+            <m:r>
+              <m:rPr>
+                <m:sty m:val="p"/>
+              </m:rPr>
+              <m:t>∣</m:t>
+            </m:r>
+            <m:r>
+              <m:t>Z</m:t>
+            </m:r>
+            <m:r>
+              <m:rPr>
+                <m:sty m:val="p"/>
+              </m:rPr>
+              <m:t>=</m:t>
+            </m:r>
+            <m:r>
+              <m:t>0</m:t>
+            </m:r>
+            <m:r>
+              <m:rPr>
+                <m:sty m:val="p"/>
+              </m:rPr>
+              <m:t>]</m:t>
+            </m:r>
           </m:den>
         </m:f>
       </m:oMath>
@@ -7869,8 +7923,8 @@
         <w:t xml:space="preserve">: Part III extends these methods to time-varying treatments, where IV ideas play a role in dealing with time-varying confounding and selection bias.</w:t>
       </w:r>
     </w:p>
-    <w:bookmarkStart w:id="52" w:name="refs"/>
-    <w:bookmarkStart w:id="51" w:name="ref-hernan2020causal"/>
+    <w:bookmarkStart w:id="41" w:name="refs"/>
+    <w:bookmarkStart w:id="40" w:name="ref-hernan2020causal"/>
     <w:p>
       <w:pPr>
         <w:pStyle w:val="Bibliography"/>
@@ -7889,12 +7943,12 @@
         <w:t xml:space="preserve">Causal Inference: What If</w:t>
       </w:r>
       <w:r>
-        <w:t xml:space="preserve">. Boca Raton: Chapman &amp; Hall/CRC.</w:t>
-      </w:r>
-      <w:r>
-        <w:t xml:space="preserve"> </w:t>
-      </w:r>
-      <w:hyperlink r:id="rId50">
+        <w:t xml:space="preserve">. Chapman &amp; Hall/CRC.</w:t>
+      </w:r>
+      <w:r>
+        <w:t xml:space="preserve"> </w:t>
+      </w:r>
+      <w:hyperlink r:id="rId39">
         <w:r>
           <w:rPr>
             <w:rStyle w:val="Hyperlink"/>
@@ -7906,9 +7960,9 @@
         <w:t xml:space="preserve">.</w:t>
       </w:r>
     </w:p>
-    <w:bookmarkEnd w:id="51"/>
-    <w:bookmarkEnd w:id="52"/>
-    <w:bookmarkEnd w:id="53"/>
+    <w:bookmarkEnd w:id="40"/>
+    <w:bookmarkEnd w:id="41"/>
+    <w:bookmarkEnd w:id="42"/>
     <w:sectPr>
       <w:footnotePr>
         <w:numRestart w:val="eachSect"/>
@@ -8614,10 +8668,10 @@
   <w:docDefaults>
     <w:rPrDefault>
       <w:rPr>
-        <w:rFonts w:asciiTheme="minorHAnsi" w:cstheme="minorBidi" w:eastAsiaTheme="minorHAnsi" w:hAnsiTheme="minorHAnsi"/>
+        <w:rFonts w:asciiTheme="minorHAnsi" w:cstheme="minorBidi" w:eastAsiaTheme="minorEastAsia" w:hAnsiTheme="minorHAnsi"/>
         <w:sz w:val="24"/>
         <w:szCs w:val="24"/>
-        <w:lang w:bidi="ar-SA" w:eastAsia="en-US" w:val="en-US"/>
+        <w:lang w:bidi="ar-SA" w:eastAsia="zh-CN" w:val="en-US"/>
       </w:rPr>
     </w:rPrDefault>
     <w:pPrDefault>
@@ -9158,13 +9212,6 @@
       </w:tblCellMar>
     </w:tblPr>
     <w:tblStylePr w:type="firstRow">
-      <w:tblPr>
-        <w:jc w:val="left"/>
-        <w:tblInd w:type="dxa" w:w="0"/>
-      </w:tblPr>
-      <w:trPr>
-        <w:jc w:val="left"/>
-      </w:trPr>
       <w:tcPr>
         <w:tcBorders>
           <w:bottom w:val="single"/>

--- a/chapters/16-instrumental-variable-estimation.docx
+++ b/chapters/16-instrumental-variable-estimation.docx
@@ -150,439 +150,476 @@
         <w:t xml:space="preserve">must satisfy three conditions to identify causal effects.</w:t>
       </w:r>
     </w:p>
-    <w:bookmarkStart w:id="9" w:name="def-instrumental-variable"/>
-    <w:p>
-      <w:pPr>
-        <w:pStyle w:val="BodyText"/>
-      </w:pPr>
-      <w:r>
-        <w:rPr>
-          <w:b/>
-          <w:bCs/>
-        </w:rPr>
-        <w:t xml:space="preserve">Definition 1 (Instrumental Variable)</w:t>
-      </w:r>
-      <w:r>
-        <w:t xml:space="preserve"> </w:t>
-      </w:r>
-      <w:r>
-        <w:t xml:space="preserve">A variable</w:t>
-      </w:r>
-      <w:r>
-        <w:t xml:space="preserve"> </w:t>
-      </w:r>
-      <m:oMath>
-        <m:r>
-          <m:t>Z</m:t>
-        </m:r>
-      </m:oMath>
-      <w:r>
-        <w:t xml:space="preserve"> </w:t>
-      </w:r>
-      <w:r>
-        <w:t xml:space="preserve">is an</w:t>
-      </w:r>
-      <w:r>
-        <w:t xml:space="preserve"> </w:t>
-      </w:r>
-      <w:r>
-        <w:rPr>
-          <w:b/>
-          <w:bCs/>
-        </w:rPr>
-        <w:t xml:space="preserve">instrumental variable</w:t>
-      </w:r>
-      <w:r>
-        <w:t xml:space="preserve"> </w:t>
-      </w:r>
-      <w:r>
-        <w:t xml:space="preserve">for the effect of</w:t>
-      </w:r>
-      <w:r>
-        <w:t xml:space="preserve"> </w:t>
-      </w:r>
-      <m:oMath>
-        <m:r>
-          <m:t>A</m:t>
-        </m:r>
-      </m:oMath>
-      <w:r>
-        <w:t xml:space="preserve"> </w:t>
-      </w:r>
-      <w:r>
-        <w:t xml:space="preserve">on</w:t>
-      </w:r>
-      <w:r>
-        <w:t xml:space="preserve"> </w:t>
-      </w:r>
-      <m:oMath>
-        <m:r>
-          <m:t>Y</m:t>
-        </m:r>
-      </m:oMath>
-      <w:r>
-        <w:t xml:space="preserve"> </w:t>
-      </w:r>
-      <w:r>
-        <w:t xml:space="preserve">if:</w:t>
-      </w:r>
-    </w:p>
-    <w:p>
-      <w:pPr>
-        <w:pStyle w:val="Compact"/>
-        <w:numPr>
-          <w:ilvl w:val="0"/>
-          <w:numId w:val="1001"/>
-        </w:numPr>
-      </w:pPr>
-      <w:r>
-        <w:rPr>
-          <w:b/>
-          <w:bCs/>
-        </w:rPr>
-        <w:t xml:space="preserve">Relevance</w:t>
-      </w:r>
-      <w:r>
-        <w:t xml:space="preserve">:</w:t>
-      </w:r>
-      <w:r>
-        <w:t xml:space="preserve"> </w:t>
-      </w:r>
-      <m:oMath>
-        <m:r>
-          <m:t>Z</m:t>
-        </m:r>
-      </m:oMath>
-      <w:r>
-        <w:t xml:space="preserve"> </w:t>
-      </w:r>
-      <w:r>
-        <w:t xml:space="preserve">is associated with</w:t>
-      </w:r>
-      <w:r>
-        <w:t xml:space="preserve"> </w:t>
-      </w:r>
-      <m:oMath>
-        <m:r>
-          <m:t>A</m:t>
-        </m:r>
-      </m:oMath>
-    </w:p>
-    <w:p>
-      <w:pPr>
-        <w:pStyle w:val="Compact"/>
-        <w:numPr>
-          <w:ilvl w:val="0"/>
-          <w:numId w:val="1001"/>
-        </w:numPr>
-      </w:pPr>
-      <w:r>
-        <w:rPr>
-          <w:b/>
-          <w:bCs/>
-        </w:rPr>
-        <w:t xml:space="preserve">Exchangeability</w:t>
-      </w:r>
-      <w:r>
-        <w:t xml:space="preserve">:</w:t>
-      </w:r>
-      <w:r>
-        <w:t xml:space="preserve"> </w:t>
-      </w:r>
-      <m:oMath>
-        <m:r>
-          <m:t>Z</m:t>
-        </m:r>
-      </m:oMath>
-      <w:r>
-        <w:t xml:space="preserve"> </w:t>
-      </w:r>
-      <w:r>
-        <w:t xml:space="preserve">is independent of unmeasured confounders</w:t>
-      </w:r>
-      <w:r>
-        <w:t xml:space="preserve"> </w:t>
-      </w:r>
-      <m:oMath>
-        <m:r>
-          <m:t>U</m:t>
-        </m:r>
-      </m:oMath>
-      <w:r>
-        <w:t xml:space="preserve"> </w:t>
-      </w:r>
-      <w:r>
-        <w:t xml:space="preserve">(i.e.,</w:t>
-      </w:r>
-      <w:r>
-        <w:t xml:space="preserve"> </w:t>
-      </w:r>
-      <m:oMath>
-        <m:sSup>
-          <m:e>
-            <m:r>
-              <m:t>Y</m:t>
-            </m:r>
-          </m:e>
-          <m:sup>
-            <m:r>
-              <m:t>a</m:t>
-            </m:r>
-            <m:r>
-              <m:rPr>
-                <m:sty m:val="p"/>
-              </m:rPr>
-              <m:t>,</m:t>
-            </m:r>
-            <m:r>
-              <m:t>z</m:t>
-            </m:r>
-          </m:sup>
-        </m:sSup>
-        <m:r>
-          <m:rPr>
-            <m:sty m:val="p"/>
-          </m:rPr>
-          <m:t>⟂</m:t>
-        </m:r>
-        <m:r>
-          <m:t>​</m:t>
-        </m:r>
-        <m:r>
-          <m:t>​</m:t>
-        </m:r>
-        <m:r>
-          <m:t>​</m:t>
-        </m:r>
-        <m:r>
-          <m:rPr>
-            <m:sty m:val="p"/>
-          </m:rPr>
-          <m:t>⟂</m:t>
-        </m:r>
-        <m:r>
-          <m:t>Z</m:t>
-        </m:r>
-      </m:oMath>
-      <w:r>
-        <w:t xml:space="preserve">)</w:t>
-      </w:r>
-    </w:p>
-    <w:p>
-      <w:pPr>
-        <w:pStyle w:val="Compact"/>
-        <w:numPr>
-          <w:ilvl w:val="0"/>
-          <w:numId w:val="1001"/>
-        </w:numPr>
-      </w:pPr>
-      <w:r>
-        <w:rPr>
-          <w:b/>
-          <w:bCs/>
-        </w:rPr>
-        <w:t xml:space="preserve">Exclusion restriction</w:t>
-      </w:r>
-      <w:r>
-        <w:t xml:space="preserve">:</w:t>
-      </w:r>
-      <w:r>
-        <w:t xml:space="preserve"> </w:t>
-      </w:r>
-      <m:oMath>
-        <m:r>
-          <m:t>Z</m:t>
-        </m:r>
-      </m:oMath>
-      <w:r>
-        <w:t xml:space="preserve"> </w:t>
-      </w:r>
-      <w:r>
-        <w:t xml:space="preserve">affects</w:t>
-      </w:r>
-      <w:r>
-        <w:t xml:space="preserve"> </w:t>
-      </w:r>
-      <m:oMath>
-        <m:r>
-          <m:t>Y</m:t>
-        </m:r>
-      </m:oMath>
-      <w:r>
-        <w:t xml:space="preserve"> </w:t>
-      </w:r>
-      <w:r>
-        <w:t xml:space="preserve">only through</w:t>
-      </w:r>
-      <w:r>
-        <w:t xml:space="preserve"> </w:t>
-      </w:r>
-      <m:oMath>
-        <m:r>
-          <m:t>A</m:t>
-        </m:r>
-      </m:oMath>
-      <w:r>
-        <w:t xml:space="preserve"> </w:t>
-      </w:r>
-      <w:r>
-        <w:t xml:space="preserve">(i.e.,</w:t>
-      </w:r>
-      <w:r>
-        <w:t xml:space="preserve"> </w:t>
-      </w:r>
-      <m:oMath>
-        <m:sSup>
-          <m:e>
-            <m:r>
-              <m:t>Y</m:t>
-            </m:r>
-          </m:e>
-          <m:sup>
-            <m:r>
-              <m:t>a</m:t>
-            </m:r>
-            <m:r>
-              <m:rPr>
-                <m:sty m:val="p"/>
-              </m:rPr>
-              <m:t>,</m:t>
-            </m:r>
-            <m:r>
-              <m:t>z</m:t>
-            </m:r>
-          </m:sup>
-        </m:sSup>
-        <m:r>
-          <m:rPr>
-            <m:sty m:val="p"/>
-          </m:rPr>
-          <m:t>=</m:t>
-        </m:r>
-        <m:sSup>
-          <m:e>
-            <m:r>
-              <m:t>Y</m:t>
-            </m:r>
-          </m:e>
-          <m:sup>
-            <m:r>
-              <m:t>a</m:t>
-            </m:r>
-          </m:sup>
-        </m:sSup>
-      </m:oMath>
-      <w:r>
-        <w:t xml:space="preserve"> </w:t>
-      </w:r>
-      <w:r>
-        <w:t xml:space="preserve">for all</w:t>
-      </w:r>
-      <w:r>
-        <w:t xml:space="preserve"> </w:t>
-      </w:r>
-      <m:oMath>
-        <m:r>
-          <m:t>a</m:t>
-        </m:r>
-        <m:r>
-          <m:rPr>
-            <m:sty m:val="p"/>
-          </m:rPr>
-          <m:t>,</m:t>
-        </m:r>
-        <m:r>
-          <m:t>z</m:t>
-        </m:r>
-      </m:oMath>
-      <w:r>
-        <w:t xml:space="preserve">)</w:t>
-      </w:r>
-    </w:p>
-    <w:p>
-      <w:pPr>
-        <w:pStyle w:val="FirstParagraph"/>
-      </w:pPr>
-      <w:r>
-        <w:t xml:space="preserve">Where</w:t>
-      </w:r>
-      <w:r>
-        <w:t xml:space="preserve"> </w:t>
-      </w:r>
-      <m:oMath>
-        <m:sSup>
-          <m:e>
-            <m:r>
-              <m:t>Y</m:t>
-            </m:r>
-          </m:e>
-          <m:sup>
-            <m:r>
-              <m:t>a</m:t>
-            </m:r>
-            <m:r>
-              <m:rPr>
-                <m:sty m:val="p"/>
-              </m:rPr>
-              <m:t>,</m:t>
-            </m:r>
-            <m:r>
-              <m:t>z</m:t>
-            </m:r>
-          </m:sup>
-        </m:sSup>
-      </m:oMath>
-      <w:r>
-        <w:t xml:space="preserve"> </w:t>
-      </w:r>
-      <w:r>
-        <w:t xml:space="preserve">denotes the potential outcome under treatment</w:t>
-      </w:r>
-      <w:r>
-        <w:t xml:space="preserve"> </w:t>
-      </w:r>
-      <m:oMath>
-        <m:r>
-          <m:t>A</m:t>
-        </m:r>
-        <m:r>
-          <m:rPr>
-            <m:sty m:val="p"/>
-          </m:rPr>
-          <m:t>=</m:t>
-        </m:r>
-        <m:r>
-          <m:t>a</m:t>
-        </m:r>
-      </m:oMath>
-      <w:r>
-        <w:t xml:space="preserve"> </w:t>
-      </w:r>
-      <w:r>
-        <w:t xml:space="preserve">and instrument</w:t>
-      </w:r>
-      <w:r>
-        <w:t xml:space="preserve"> </w:t>
-      </w:r>
-      <m:oMath>
-        <m:r>
-          <m:t>Z</m:t>
-        </m:r>
-        <m:r>
-          <m:rPr>
-            <m:sty m:val="p"/>
-          </m:rPr>
-          <m:t>=</m:t>
-        </m:r>
-        <m:r>
-          <m:t>z</m:t>
-        </m:r>
-      </m:oMath>
-      <w:r>
-        <w:t xml:space="preserve">.</w:t>
-      </w:r>
-    </w:p>
-    <w:bookmarkEnd w:id="9"/>
+    <w:tbl>
+      <w:tblPr>
+        <w:tblStyle w:val="Table"/>
+        <w:tblInd w:w="164" w:type="dxa"/>
+        <w:tblBorders>
+          <w:left w:val="single" w:sz="24" w:space="0" w:color="909090"/>
+        </w:tblBorders>
+        <w:tblCellMar>
+          <w:left w:w="0" w:type="dxa"/>
+          <w:right w:w="0" w:type="dxa"/>
+        </w:tblCellMar>
+        <w:tblLook w:firstRow="0" w:lastRow="0" w:firstColumn="0" w:lastColumn="0" w:noHBand="0" w:noVBand="0" w:val="0000"/>
+      </w:tblPr>
+      <w:tblGrid>
+        <w:gridCol w:w="7920"/>
+      </w:tblGrid>
+      <w:tr>
+        <w:trPr>
+          <w:cantSplit/>
+        </w:trPr>
+        <w:tc>
+          <w:tcPr>
+            <w:tcMar>
+              <w:left w:w="144" w:type="dxa"/>
+            </w:tcMar>
+          </w:tcPr>
+          <w:p>
+            <w:pPr>
+              <w:pStyle w:val="BodyText"/>
+            </w:pPr>
+            <w:pPr>
+              <w:spacing w:before="16" w:after="64"/>
+            </w:pPr>
+          </w:p>
+          <w:bookmarkStart w:id="9" w:name="def-instrumental-variable"/>
+          <w:p>
+            <w:pPr>
+              <w:pStyle w:val="BodyText"/>
+            </w:pPr>
+            <w:r>
+              <w:rPr>
+                <w:b/>
+                <w:bCs/>
+              </w:rPr>
+              <w:t xml:space="preserve">Definition 1 (Instrumental Variable)</w:t>
+            </w:r>
+            <w:r>
+              <w:t xml:space="preserve"> </w:t>
+            </w:r>
+            <w:r>
+              <w:t xml:space="preserve">A variable</w:t>
+            </w:r>
+            <w:r>
+              <w:t xml:space="preserve"> </w:t>
+            </w:r>
+            <m:oMath>
+              <m:r>
+                <m:t>Z</m:t>
+              </m:r>
+            </m:oMath>
+            <w:r>
+              <w:t xml:space="preserve"> </w:t>
+            </w:r>
+            <w:r>
+              <w:t xml:space="preserve">is an</w:t>
+            </w:r>
+            <w:r>
+              <w:t xml:space="preserve"> </w:t>
+            </w:r>
+            <w:r>
+              <w:rPr>
+                <w:b/>
+                <w:bCs/>
+              </w:rPr>
+              <w:t xml:space="preserve">instrumental variable</w:t>
+            </w:r>
+            <w:r>
+              <w:t xml:space="preserve"> </w:t>
+            </w:r>
+            <w:r>
+              <w:t xml:space="preserve">for the effect of</w:t>
+            </w:r>
+            <w:r>
+              <w:t xml:space="preserve"> </w:t>
+            </w:r>
+            <m:oMath>
+              <m:r>
+                <m:t>A</m:t>
+              </m:r>
+            </m:oMath>
+            <w:r>
+              <w:t xml:space="preserve"> </w:t>
+            </w:r>
+            <w:r>
+              <w:t xml:space="preserve">on</w:t>
+            </w:r>
+            <w:r>
+              <w:t xml:space="preserve"> </w:t>
+            </w:r>
+            <m:oMath>
+              <m:r>
+                <m:t>Y</m:t>
+              </m:r>
+            </m:oMath>
+            <w:r>
+              <w:t xml:space="preserve"> </w:t>
+            </w:r>
+            <w:r>
+              <w:t xml:space="preserve">if:</w:t>
+            </w:r>
+          </w:p>
+          <w:p>
+            <w:pPr>
+              <w:pStyle w:val="Compact"/>
+              <w:numPr>
+                <w:ilvl w:val="0"/>
+                <w:numId w:val="1001"/>
+              </w:numPr>
+            </w:pPr>
+            <w:r>
+              <w:rPr>
+                <w:b/>
+                <w:bCs/>
+              </w:rPr>
+              <w:t xml:space="preserve">Relevance</w:t>
+            </w:r>
+            <w:r>
+              <w:t xml:space="preserve">:</w:t>
+            </w:r>
+            <w:r>
+              <w:t xml:space="preserve"> </w:t>
+            </w:r>
+            <m:oMath>
+              <m:r>
+                <m:t>Z</m:t>
+              </m:r>
+            </m:oMath>
+            <w:r>
+              <w:t xml:space="preserve"> </w:t>
+            </w:r>
+            <w:r>
+              <w:t xml:space="preserve">is associated with</w:t>
+            </w:r>
+            <w:r>
+              <w:t xml:space="preserve"> </w:t>
+            </w:r>
+            <m:oMath>
+              <m:r>
+                <m:t>A</m:t>
+              </m:r>
+            </m:oMath>
+          </w:p>
+          <w:p>
+            <w:pPr>
+              <w:pStyle w:val="Compact"/>
+              <w:numPr>
+                <w:ilvl w:val="0"/>
+                <w:numId w:val="1001"/>
+              </w:numPr>
+            </w:pPr>
+            <w:r>
+              <w:rPr>
+                <w:b/>
+                <w:bCs/>
+              </w:rPr>
+              <w:t xml:space="preserve">Exchangeability</w:t>
+            </w:r>
+            <w:r>
+              <w:t xml:space="preserve">:</w:t>
+            </w:r>
+            <w:r>
+              <w:t xml:space="preserve"> </w:t>
+            </w:r>
+            <m:oMath>
+              <m:r>
+                <m:t>Z</m:t>
+              </m:r>
+            </m:oMath>
+            <w:r>
+              <w:t xml:space="preserve"> </w:t>
+            </w:r>
+            <w:r>
+              <w:t xml:space="preserve">is independent of unmeasured confounders</w:t>
+            </w:r>
+            <w:r>
+              <w:t xml:space="preserve"> </w:t>
+            </w:r>
+            <m:oMath>
+              <m:r>
+                <m:t>U</m:t>
+              </m:r>
+            </m:oMath>
+            <w:r>
+              <w:t xml:space="preserve"> </w:t>
+            </w:r>
+            <w:r>
+              <w:t xml:space="preserve">(i.e.,</w:t>
+            </w:r>
+            <w:r>
+              <w:t xml:space="preserve"> </w:t>
+            </w:r>
+            <m:oMath>
+              <m:sSup>
+                <m:e>
+                  <m:r>
+                    <m:t>Y</m:t>
+                  </m:r>
+                </m:e>
+                <m:sup>
+                  <m:r>
+                    <m:t>a</m:t>
+                  </m:r>
+                  <m:r>
+                    <m:rPr>
+                      <m:sty m:val="p"/>
+                    </m:rPr>
+                    <m:t>,</m:t>
+                  </m:r>
+                  <m:r>
+                    <m:t>z</m:t>
+                  </m:r>
+                </m:sup>
+              </m:sSup>
+              <m:r>
+                <m:rPr>
+                  <m:sty m:val="p"/>
+                </m:rPr>
+                <m:t>⟂</m:t>
+              </m:r>
+              <m:r>
+                <m:t>​</m:t>
+              </m:r>
+              <m:r>
+                <m:t>​</m:t>
+              </m:r>
+              <m:r>
+                <m:t>​</m:t>
+              </m:r>
+              <m:r>
+                <m:rPr>
+                  <m:sty m:val="p"/>
+                </m:rPr>
+                <m:t>⟂</m:t>
+              </m:r>
+              <m:r>
+                <m:t>Z</m:t>
+              </m:r>
+            </m:oMath>
+            <w:r>
+              <w:t xml:space="preserve">)</w:t>
+            </w:r>
+          </w:p>
+          <w:p>
+            <w:pPr>
+              <w:pStyle w:val="Compact"/>
+              <w:numPr>
+                <w:ilvl w:val="0"/>
+                <w:numId w:val="1001"/>
+              </w:numPr>
+            </w:pPr>
+            <w:r>
+              <w:rPr>
+                <w:b/>
+                <w:bCs/>
+              </w:rPr>
+              <w:t xml:space="preserve">Exclusion restriction</w:t>
+            </w:r>
+            <w:r>
+              <w:t xml:space="preserve">:</w:t>
+            </w:r>
+            <w:r>
+              <w:t xml:space="preserve"> </w:t>
+            </w:r>
+            <m:oMath>
+              <m:r>
+                <m:t>Z</m:t>
+              </m:r>
+            </m:oMath>
+            <w:r>
+              <w:t xml:space="preserve"> </w:t>
+            </w:r>
+            <w:r>
+              <w:t xml:space="preserve">affects</w:t>
+            </w:r>
+            <w:r>
+              <w:t xml:space="preserve"> </w:t>
+            </w:r>
+            <m:oMath>
+              <m:r>
+                <m:t>Y</m:t>
+              </m:r>
+            </m:oMath>
+            <w:r>
+              <w:t xml:space="preserve"> </w:t>
+            </w:r>
+            <w:r>
+              <w:t xml:space="preserve">only through</w:t>
+            </w:r>
+            <w:r>
+              <w:t xml:space="preserve"> </w:t>
+            </w:r>
+            <m:oMath>
+              <m:r>
+                <m:t>A</m:t>
+              </m:r>
+            </m:oMath>
+            <w:r>
+              <w:t xml:space="preserve"> </w:t>
+            </w:r>
+            <w:r>
+              <w:t xml:space="preserve">(i.e.,</w:t>
+            </w:r>
+            <w:r>
+              <w:t xml:space="preserve"> </w:t>
+            </w:r>
+            <m:oMath>
+              <m:sSup>
+                <m:e>
+                  <m:r>
+                    <m:t>Y</m:t>
+                  </m:r>
+                </m:e>
+                <m:sup>
+                  <m:r>
+                    <m:t>a</m:t>
+                  </m:r>
+                  <m:r>
+                    <m:rPr>
+                      <m:sty m:val="p"/>
+                    </m:rPr>
+                    <m:t>,</m:t>
+                  </m:r>
+                  <m:r>
+                    <m:t>z</m:t>
+                  </m:r>
+                </m:sup>
+              </m:sSup>
+              <m:r>
+                <m:rPr>
+                  <m:sty m:val="p"/>
+                </m:rPr>
+                <m:t>=</m:t>
+              </m:r>
+              <m:sSup>
+                <m:e>
+                  <m:r>
+                    <m:t>Y</m:t>
+                  </m:r>
+                </m:e>
+                <m:sup>
+                  <m:r>
+                    <m:t>a</m:t>
+                  </m:r>
+                </m:sup>
+              </m:sSup>
+            </m:oMath>
+            <w:r>
+              <w:t xml:space="preserve"> </w:t>
+            </w:r>
+            <w:r>
+              <w:t xml:space="preserve">for all</w:t>
+            </w:r>
+            <w:r>
+              <w:t xml:space="preserve"> </w:t>
+            </w:r>
+            <m:oMath>
+              <m:r>
+                <m:t>a</m:t>
+              </m:r>
+              <m:r>
+                <m:rPr>
+                  <m:sty m:val="p"/>
+                </m:rPr>
+                <m:t>,</m:t>
+              </m:r>
+              <m:r>
+                <m:t>z</m:t>
+              </m:r>
+            </m:oMath>
+            <w:r>
+              <w:t xml:space="preserve">)</w:t>
+            </w:r>
+          </w:p>
+          <w:p>
+            <w:pPr>
+              <w:pStyle w:val="FirstParagraph"/>
+            </w:pPr>
+            <w:r>
+              <w:t xml:space="preserve">Where</w:t>
+            </w:r>
+            <w:r>
+              <w:t xml:space="preserve"> </w:t>
+            </w:r>
+            <m:oMath>
+              <m:sSup>
+                <m:e>
+                  <m:r>
+                    <m:t>Y</m:t>
+                  </m:r>
+                </m:e>
+                <m:sup>
+                  <m:r>
+                    <m:t>a</m:t>
+                  </m:r>
+                  <m:r>
+                    <m:rPr>
+                      <m:sty m:val="p"/>
+                    </m:rPr>
+                    <m:t>,</m:t>
+                  </m:r>
+                  <m:r>
+                    <m:t>z</m:t>
+                  </m:r>
+                </m:sup>
+              </m:sSup>
+            </m:oMath>
+            <w:r>
+              <w:t xml:space="preserve"> </w:t>
+            </w:r>
+            <w:r>
+              <w:t xml:space="preserve">denotes the potential outcome under treatment</w:t>
+            </w:r>
+            <w:r>
+              <w:t xml:space="preserve"> </w:t>
+            </w:r>
+            <m:oMath>
+              <m:r>
+                <m:t>A</m:t>
+              </m:r>
+              <m:r>
+                <m:rPr>
+                  <m:sty m:val="p"/>
+                </m:rPr>
+                <m:t>=</m:t>
+              </m:r>
+              <m:r>
+                <m:t>a</m:t>
+              </m:r>
+            </m:oMath>
+            <w:r>
+              <w:t xml:space="preserve"> </w:t>
+            </w:r>
+            <w:r>
+              <w:t xml:space="preserve">and instrument</w:t>
+            </w:r>
+            <w:r>
+              <w:t xml:space="preserve"> </w:t>
+            </w:r>
+            <m:oMath>
+              <m:r>
+                <m:t>Z</m:t>
+              </m:r>
+              <m:r>
+                <m:rPr>
+                  <m:sty m:val="p"/>
+                </m:rPr>
+                <m:t>=</m:t>
+              </m:r>
+              <m:r>
+                <m:t>z</m:t>
+              </m:r>
+            </m:oMath>
+            <w:r>
+              <w:t xml:space="preserve">.</w:t>
+            </w:r>
+          </w:p>
+          <w:bookmarkEnd w:id="9"/>
+        </w:tc>
+      </w:tr>
+    </w:tbl>
     <w:bookmarkStart w:id="10" w:name="condition-1-relevance"/>
     <w:p>
       <w:pPr>
@@ -3032,507 +3069,544 @@
         <w:t xml:space="preserve">3.3 Compliance Types</w:t>
       </w:r>
     </w:p>
-    <w:bookmarkStart w:id="20" w:name="def-compliance-types"/>
-    <w:p>
-      <w:pPr>
-        <w:pStyle w:val="FirstParagraph"/>
-      </w:pPr>
-      <w:r>
-        <w:rPr>
-          <w:b/>
-          <w:bCs/>
-        </w:rPr>
-        <w:t xml:space="preserve">Definition 2 (Principal Strata)</w:t>
-      </w:r>
-      <w:r>
-        <w:t xml:space="preserve"> </w:t>
-      </w:r>
-      <w:r>
-        <w:t xml:space="preserve">Individuals can be classified into</w:t>
-      </w:r>
-      <w:r>
-        <w:t xml:space="preserve"> </w:t>
-      </w:r>
-      <w:r>
-        <w:rPr>
-          <w:b/>
-          <w:bCs/>
-        </w:rPr>
-        <w:t xml:space="preserve">principal strata</w:t>
-      </w:r>
-      <w:r>
-        <w:t xml:space="preserve"> </w:t>
-      </w:r>
-      <w:r>
-        <w:t xml:space="preserve">based on potential treatments</w:t>
-      </w:r>
-      <w:r>
-        <w:t xml:space="preserve"> </w:t>
-      </w:r>
-      <m:oMath>
-        <m:sSup>
-          <m:e>
-            <m:r>
-              <m:t>A</m:t>
-            </m:r>
-          </m:e>
-          <m:sup>
-            <m:r>
-              <m:t>z</m:t>
-            </m:r>
-            <m:r>
-              <m:rPr>
-                <m:sty m:val="p"/>
-              </m:rPr>
-              <m:t>=</m:t>
-            </m:r>
-            <m:r>
-              <m:t>1</m:t>
-            </m:r>
-          </m:sup>
-        </m:sSup>
-      </m:oMath>
-      <w:r>
-        <w:t xml:space="preserve"> </w:t>
-      </w:r>
-      <w:r>
-        <w:t xml:space="preserve">and</w:t>
-      </w:r>
-      <w:r>
-        <w:t xml:space="preserve"> </w:t>
-      </w:r>
-      <m:oMath>
-        <m:sSup>
-          <m:e>
-            <m:r>
-              <m:t>A</m:t>
-            </m:r>
-          </m:e>
-          <m:sup>
-            <m:r>
-              <m:t>z</m:t>
-            </m:r>
-            <m:r>
-              <m:rPr>
-                <m:sty m:val="p"/>
-              </m:rPr>
-              <m:t>=</m:t>
-            </m:r>
-            <m:r>
-              <m:t>0</m:t>
-            </m:r>
-          </m:sup>
-        </m:sSup>
-      </m:oMath>
-      <w:r>
-        <w:t xml:space="preserve">:</w:t>
-      </w:r>
-    </w:p>
-    <w:p>
-      <w:pPr>
-        <w:pStyle w:val="Compact"/>
-        <w:numPr>
-          <w:ilvl w:val="0"/>
-          <w:numId w:val="1013"/>
-        </w:numPr>
-      </w:pPr>
-      <w:r>
-        <w:rPr>
-          <w:b/>
-          <w:bCs/>
-        </w:rPr>
-        <w:t xml:space="preserve">Compliers</w:t>
-      </w:r>
-      <w:r>
-        <w:t xml:space="preserve">:</w:t>
-      </w:r>
-      <w:r>
-        <w:t xml:space="preserve"> </w:t>
-      </w:r>
-      <m:oMath>
-        <m:sSup>
-          <m:e>
-            <m:r>
-              <m:t>A</m:t>
-            </m:r>
-          </m:e>
-          <m:sup>
-            <m:r>
-              <m:t>z</m:t>
-            </m:r>
-            <m:r>
-              <m:rPr>
-                <m:sty m:val="p"/>
-              </m:rPr>
-              <m:t>=</m:t>
-            </m:r>
-            <m:r>
-              <m:t>1</m:t>
-            </m:r>
-          </m:sup>
-        </m:sSup>
-        <m:r>
-          <m:rPr>
-            <m:sty m:val="p"/>
-          </m:rPr>
-          <m:t>=</m:t>
-        </m:r>
-        <m:r>
-          <m:t>1</m:t>
-        </m:r>
-        <m:r>
-          <m:rPr>
-            <m:sty m:val="p"/>
-          </m:rPr>
-          <m:t>,</m:t>
-        </m:r>
-        <m:sSup>
-          <m:e>
-            <m:r>
-              <m:t>A</m:t>
-            </m:r>
-          </m:e>
-          <m:sup>
-            <m:r>
-              <m:t>z</m:t>
-            </m:r>
-            <m:r>
-              <m:rPr>
-                <m:sty m:val="p"/>
-              </m:rPr>
-              <m:t>=</m:t>
-            </m:r>
-            <m:r>
-              <m:t>0</m:t>
-            </m:r>
-          </m:sup>
-        </m:sSup>
-        <m:r>
-          <m:rPr>
-            <m:sty m:val="p"/>
-          </m:rPr>
-          <m:t>=</m:t>
-        </m:r>
-        <m:r>
-          <m:t>0</m:t>
-        </m:r>
-      </m:oMath>
-      <w:r>
-        <w:t xml:space="preserve"> </w:t>
-      </w:r>
-      <w:r>
-        <w:t xml:space="preserve">(take treatment if and only if</w:t>
-      </w:r>
-      <w:r>
-        <w:t xml:space="preserve"> </w:t>
-      </w:r>
-      <m:oMath>
-        <m:r>
-          <m:t>Z</m:t>
-        </m:r>
-        <m:r>
-          <m:rPr>
-            <m:sty m:val="p"/>
-          </m:rPr>
-          <m:t>=</m:t>
-        </m:r>
-        <m:r>
-          <m:t>1</m:t>
-        </m:r>
-      </m:oMath>
-      <w:r>
-        <w:t xml:space="preserve">)</w:t>
-      </w:r>
-    </w:p>
-    <w:p>
-      <w:pPr>
-        <w:pStyle w:val="Compact"/>
-        <w:numPr>
-          <w:ilvl w:val="0"/>
-          <w:numId w:val="1013"/>
-        </w:numPr>
-      </w:pPr>
-      <w:r>
-        <w:rPr>
-          <w:b/>
-          <w:bCs/>
-        </w:rPr>
-        <w:t xml:space="preserve">Always-takers</w:t>
-      </w:r>
-      <w:r>
-        <w:t xml:space="preserve">:</w:t>
-      </w:r>
-      <w:r>
-        <w:t xml:space="preserve"> </w:t>
-      </w:r>
-      <m:oMath>
-        <m:sSup>
-          <m:e>
-            <m:r>
-              <m:t>A</m:t>
-            </m:r>
-          </m:e>
-          <m:sup>
-            <m:r>
-              <m:t>z</m:t>
-            </m:r>
-            <m:r>
-              <m:rPr>
-                <m:sty m:val="p"/>
-              </m:rPr>
-              <m:t>=</m:t>
-            </m:r>
-            <m:r>
-              <m:t>1</m:t>
-            </m:r>
-          </m:sup>
-        </m:sSup>
-        <m:r>
-          <m:rPr>
-            <m:sty m:val="p"/>
-          </m:rPr>
-          <m:t>=</m:t>
-        </m:r>
-        <m:r>
-          <m:t>1</m:t>
-        </m:r>
-        <m:r>
-          <m:rPr>
-            <m:sty m:val="p"/>
-          </m:rPr>
-          <m:t>,</m:t>
-        </m:r>
-        <m:sSup>
-          <m:e>
-            <m:r>
-              <m:t>A</m:t>
-            </m:r>
-          </m:e>
-          <m:sup>
-            <m:r>
-              <m:t>z</m:t>
-            </m:r>
-            <m:r>
-              <m:rPr>
-                <m:sty m:val="p"/>
-              </m:rPr>
-              <m:t>=</m:t>
-            </m:r>
-            <m:r>
-              <m:t>0</m:t>
-            </m:r>
-          </m:sup>
-        </m:sSup>
-        <m:r>
-          <m:rPr>
-            <m:sty m:val="p"/>
-          </m:rPr>
-          <m:t>=</m:t>
-        </m:r>
-        <m:r>
-          <m:t>1</m:t>
-        </m:r>
-      </m:oMath>
-      <w:r>
-        <w:t xml:space="preserve"> </w:t>
-      </w:r>
-      <w:r>
-        <w:t xml:space="preserve">(always take treatment)</w:t>
-      </w:r>
-    </w:p>
-    <w:p>
-      <w:pPr>
-        <w:pStyle w:val="Compact"/>
-        <w:numPr>
-          <w:ilvl w:val="0"/>
-          <w:numId w:val="1013"/>
-        </w:numPr>
-      </w:pPr>
-      <w:r>
-        <w:rPr>
-          <w:b/>
-          <w:bCs/>
-        </w:rPr>
-        <w:t xml:space="preserve">Never-takers</w:t>
-      </w:r>
-      <w:r>
-        <w:t xml:space="preserve">:</w:t>
-      </w:r>
-      <w:r>
-        <w:t xml:space="preserve"> </w:t>
-      </w:r>
-      <m:oMath>
-        <m:sSup>
-          <m:e>
-            <m:r>
-              <m:t>A</m:t>
-            </m:r>
-          </m:e>
-          <m:sup>
-            <m:r>
-              <m:t>z</m:t>
-            </m:r>
-            <m:r>
-              <m:rPr>
-                <m:sty m:val="p"/>
-              </m:rPr>
-              <m:t>=</m:t>
-            </m:r>
-            <m:r>
-              <m:t>1</m:t>
-            </m:r>
-          </m:sup>
-        </m:sSup>
-        <m:r>
-          <m:rPr>
-            <m:sty m:val="p"/>
-          </m:rPr>
-          <m:t>=</m:t>
-        </m:r>
-        <m:r>
-          <m:t>0</m:t>
-        </m:r>
-        <m:r>
-          <m:rPr>
-            <m:sty m:val="p"/>
-          </m:rPr>
-          <m:t>,</m:t>
-        </m:r>
-        <m:sSup>
-          <m:e>
-            <m:r>
-              <m:t>A</m:t>
-            </m:r>
-          </m:e>
-          <m:sup>
-            <m:r>
-              <m:t>z</m:t>
-            </m:r>
-            <m:r>
-              <m:rPr>
-                <m:sty m:val="p"/>
-              </m:rPr>
-              <m:t>=</m:t>
-            </m:r>
-            <m:r>
-              <m:t>0</m:t>
-            </m:r>
-          </m:sup>
-        </m:sSup>
-        <m:r>
-          <m:rPr>
-            <m:sty m:val="p"/>
-          </m:rPr>
-          <m:t>=</m:t>
-        </m:r>
-        <m:r>
-          <m:t>0</m:t>
-        </m:r>
-      </m:oMath>
-      <w:r>
-        <w:t xml:space="preserve"> </w:t>
-      </w:r>
-      <w:r>
-        <w:t xml:space="preserve">(never take treatment)</w:t>
-      </w:r>
-    </w:p>
-    <w:p>
-      <w:pPr>
-        <w:pStyle w:val="Compact"/>
-        <w:numPr>
-          <w:ilvl w:val="0"/>
-          <w:numId w:val="1013"/>
-        </w:numPr>
-      </w:pPr>
-      <w:r>
-        <w:rPr>
-          <w:b/>
-          <w:bCs/>
-        </w:rPr>
-        <w:t xml:space="preserve">Defiers</w:t>
-      </w:r>
-      <w:r>
-        <w:t xml:space="preserve">:</w:t>
-      </w:r>
-      <w:r>
-        <w:t xml:space="preserve"> </w:t>
-      </w:r>
-      <m:oMath>
-        <m:sSup>
-          <m:e>
-            <m:r>
-              <m:t>A</m:t>
-            </m:r>
-          </m:e>
-          <m:sup>
-            <m:r>
-              <m:t>z</m:t>
-            </m:r>
-            <m:r>
-              <m:rPr>
-                <m:sty m:val="p"/>
-              </m:rPr>
-              <m:t>=</m:t>
-            </m:r>
-            <m:r>
-              <m:t>1</m:t>
-            </m:r>
-          </m:sup>
-        </m:sSup>
-        <m:r>
-          <m:rPr>
-            <m:sty m:val="p"/>
-          </m:rPr>
-          <m:t>=</m:t>
-        </m:r>
-        <m:r>
-          <m:t>0</m:t>
-        </m:r>
-        <m:r>
-          <m:rPr>
-            <m:sty m:val="p"/>
-          </m:rPr>
-          <m:t>,</m:t>
-        </m:r>
-        <m:sSup>
-          <m:e>
-            <m:r>
-              <m:t>A</m:t>
-            </m:r>
-          </m:e>
-          <m:sup>
-            <m:r>
-              <m:t>z</m:t>
-            </m:r>
-            <m:r>
-              <m:rPr>
-                <m:sty m:val="p"/>
-              </m:rPr>
-              <m:t>=</m:t>
-            </m:r>
-            <m:r>
-              <m:t>0</m:t>
-            </m:r>
-          </m:sup>
-        </m:sSup>
-        <m:r>
-          <m:rPr>
-            <m:sty m:val="p"/>
-          </m:rPr>
-          <m:t>=</m:t>
-        </m:r>
-        <m:r>
-          <m:t>1</m:t>
-        </m:r>
-      </m:oMath>
-      <w:r>
-        <w:t xml:space="preserve"> </w:t>
-      </w:r>
-      <w:r>
-        <w:t xml:space="preserve">(do opposite of instrument)</w:t>
-      </w:r>
-    </w:p>
-    <w:bookmarkEnd w:id="20"/>
+    <w:tbl>
+      <w:tblPr>
+        <w:tblStyle w:val="Table"/>
+        <w:tblInd w:w="164" w:type="dxa"/>
+        <w:tblBorders>
+          <w:left w:val="single" w:sz="24" w:space="0" w:color="909090"/>
+        </w:tblBorders>
+        <w:tblCellMar>
+          <w:left w:w="0" w:type="dxa"/>
+          <w:right w:w="0" w:type="dxa"/>
+        </w:tblCellMar>
+        <w:tblLook w:firstRow="0" w:lastRow="0" w:firstColumn="0" w:lastColumn="0" w:noHBand="0" w:noVBand="0" w:val="0000"/>
+      </w:tblPr>
+      <w:tblGrid>
+        <w:gridCol w:w="7920"/>
+      </w:tblGrid>
+      <w:tr>
+        <w:trPr>
+          <w:cantSplit/>
+        </w:trPr>
+        <w:tc>
+          <w:tcPr>
+            <w:tcMar>
+              <w:left w:w="144" w:type="dxa"/>
+            </w:tcMar>
+          </w:tcPr>
+          <w:p>
+            <w:pPr>
+              <w:pStyle w:val="FirstParagraph"/>
+            </w:pPr>
+            <w:pPr>
+              <w:spacing w:before="16" w:after="64"/>
+            </w:pPr>
+          </w:p>
+          <w:bookmarkStart w:id="20" w:name="def-compliance-types"/>
+          <w:p>
+            <w:pPr>
+              <w:pStyle w:val="BodyText"/>
+            </w:pPr>
+            <w:r>
+              <w:rPr>
+                <w:b/>
+                <w:bCs/>
+              </w:rPr>
+              <w:t xml:space="preserve">Definition 2 (Principal Strata)</w:t>
+            </w:r>
+            <w:r>
+              <w:t xml:space="preserve"> </w:t>
+            </w:r>
+            <w:r>
+              <w:t xml:space="preserve">Individuals can be classified into</w:t>
+            </w:r>
+            <w:r>
+              <w:t xml:space="preserve"> </w:t>
+            </w:r>
+            <w:r>
+              <w:rPr>
+                <w:b/>
+                <w:bCs/>
+              </w:rPr>
+              <w:t xml:space="preserve">principal strata</w:t>
+            </w:r>
+            <w:r>
+              <w:t xml:space="preserve"> </w:t>
+            </w:r>
+            <w:r>
+              <w:t xml:space="preserve">based on potential treatments</w:t>
+            </w:r>
+            <w:r>
+              <w:t xml:space="preserve"> </w:t>
+            </w:r>
+            <m:oMath>
+              <m:sSup>
+                <m:e>
+                  <m:r>
+                    <m:t>A</m:t>
+                  </m:r>
+                </m:e>
+                <m:sup>
+                  <m:r>
+                    <m:t>z</m:t>
+                  </m:r>
+                  <m:r>
+                    <m:rPr>
+                      <m:sty m:val="p"/>
+                    </m:rPr>
+                    <m:t>=</m:t>
+                  </m:r>
+                  <m:r>
+                    <m:t>1</m:t>
+                  </m:r>
+                </m:sup>
+              </m:sSup>
+            </m:oMath>
+            <w:r>
+              <w:t xml:space="preserve"> </w:t>
+            </w:r>
+            <w:r>
+              <w:t xml:space="preserve">and</w:t>
+            </w:r>
+            <w:r>
+              <w:t xml:space="preserve"> </w:t>
+            </w:r>
+            <m:oMath>
+              <m:sSup>
+                <m:e>
+                  <m:r>
+                    <m:t>A</m:t>
+                  </m:r>
+                </m:e>
+                <m:sup>
+                  <m:r>
+                    <m:t>z</m:t>
+                  </m:r>
+                  <m:r>
+                    <m:rPr>
+                      <m:sty m:val="p"/>
+                    </m:rPr>
+                    <m:t>=</m:t>
+                  </m:r>
+                  <m:r>
+                    <m:t>0</m:t>
+                  </m:r>
+                </m:sup>
+              </m:sSup>
+            </m:oMath>
+            <w:r>
+              <w:t xml:space="preserve">:</w:t>
+            </w:r>
+          </w:p>
+          <w:p>
+            <w:pPr>
+              <w:pStyle w:val="Compact"/>
+              <w:numPr>
+                <w:ilvl w:val="0"/>
+                <w:numId w:val="1013"/>
+              </w:numPr>
+            </w:pPr>
+            <w:r>
+              <w:rPr>
+                <w:b/>
+                <w:bCs/>
+              </w:rPr>
+              <w:t xml:space="preserve">Compliers</w:t>
+            </w:r>
+            <w:r>
+              <w:t xml:space="preserve">:</w:t>
+            </w:r>
+            <w:r>
+              <w:t xml:space="preserve"> </w:t>
+            </w:r>
+            <m:oMath>
+              <m:sSup>
+                <m:e>
+                  <m:r>
+                    <m:t>A</m:t>
+                  </m:r>
+                </m:e>
+                <m:sup>
+                  <m:r>
+                    <m:t>z</m:t>
+                  </m:r>
+                  <m:r>
+                    <m:rPr>
+                      <m:sty m:val="p"/>
+                    </m:rPr>
+                    <m:t>=</m:t>
+                  </m:r>
+                  <m:r>
+                    <m:t>1</m:t>
+                  </m:r>
+                </m:sup>
+              </m:sSup>
+              <m:r>
+                <m:rPr>
+                  <m:sty m:val="p"/>
+                </m:rPr>
+                <m:t>=</m:t>
+              </m:r>
+              <m:r>
+                <m:t>1</m:t>
+              </m:r>
+              <m:r>
+                <m:rPr>
+                  <m:sty m:val="p"/>
+                </m:rPr>
+                <m:t>,</m:t>
+              </m:r>
+              <m:sSup>
+                <m:e>
+                  <m:r>
+                    <m:t>A</m:t>
+                  </m:r>
+                </m:e>
+                <m:sup>
+                  <m:r>
+                    <m:t>z</m:t>
+                  </m:r>
+                  <m:r>
+                    <m:rPr>
+                      <m:sty m:val="p"/>
+                    </m:rPr>
+                    <m:t>=</m:t>
+                  </m:r>
+                  <m:r>
+                    <m:t>0</m:t>
+                  </m:r>
+                </m:sup>
+              </m:sSup>
+              <m:r>
+                <m:rPr>
+                  <m:sty m:val="p"/>
+                </m:rPr>
+                <m:t>=</m:t>
+              </m:r>
+              <m:r>
+                <m:t>0</m:t>
+              </m:r>
+            </m:oMath>
+            <w:r>
+              <w:t xml:space="preserve"> </w:t>
+            </w:r>
+            <w:r>
+              <w:t xml:space="preserve">(take treatment if and only if</w:t>
+            </w:r>
+            <w:r>
+              <w:t xml:space="preserve"> </w:t>
+            </w:r>
+            <m:oMath>
+              <m:r>
+                <m:t>Z</m:t>
+              </m:r>
+              <m:r>
+                <m:rPr>
+                  <m:sty m:val="p"/>
+                </m:rPr>
+                <m:t>=</m:t>
+              </m:r>
+              <m:r>
+                <m:t>1</m:t>
+              </m:r>
+            </m:oMath>
+            <w:r>
+              <w:t xml:space="preserve">)</w:t>
+            </w:r>
+          </w:p>
+          <w:p>
+            <w:pPr>
+              <w:pStyle w:val="Compact"/>
+              <w:numPr>
+                <w:ilvl w:val="0"/>
+                <w:numId w:val="1013"/>
+              </w:numPr>
+            </w:pPr>
+            <w:r>
+              <w:rPr>
+                <w:b/>
+                <w:bCs/>
+              </w:rPr>
+              <w:t xml:space="preserve">Always-takers</w:t>
+            </w:r>
+            <w:r>
+              <w:t xml:space="preserve">:</w:t>
+            </w:r>
+            <w:r>
+              <w:t xml:space="preserve"> </w:t>
+            </w:r>
+            <m:oMath>
+              <m:sSup>
+                <m:e>
+                  <m:r>
+                    <m:t>A</m:t>
+                  </m:r>
+                </m:e>
+                <m:sup>
+                  <m:r>
+                    <m:t>z</m:t>
+                  </m:r>
+                  <m:r>
+                    <m:rPr>
+                      <m:sty m:val="p"/>
+                    </m:rPr>
+                    <m:t>=</m:t>
+                  </m:r>
+                  <m:r>
+                    <m:t>1</m:t>
+                  </m:r>
+                </m:sup>
+              </m:sSup>
+              <m:r>
+                <m:rPr>
+                  <m:sty m:val="p"/>
+                </m:rPr>
+                <m:t>=</m:t>
+              </m:r>
+              <m:r>
+                <m:t>1</m:t>
+              </m:r>
+              <m:r>
+                <m:rPr>
+                  <m:sty m:val="p"/>
+                </m:rPr>
+                <m:t>,</m:t>
+              </m:r>
+              <m:sSup>
+                <m:e>
+                  <m:r>
+                    <m:t>A</m:t>
+                  </m:r>
+                </m:e>
+                <m:sup>
+                  <m:r>
+                    <m:t>z</m:t>
+                  </m:r>
+                  <m:r>
+                    <m:rPr>
+                      <m:sty m:val="p"/>
+                    </m:rPr>
+                    <m:t>=</m:t>
+                  </m:r>
+                  <m:r>
+                    <m:t>0</m:t>
+                  </m:r>
+                </m:sup>
+              </m:sSup>
+              <m:r>
+                <m:rPr>
+                  <m:sty m:val="p"/>
+                </m:rPr>
+                <m:t>=</m:t>
+              </m:r>
+              <m:r>
+                <m:t>1</m:t>
+              </m:r>
+            </m:oMath>
+            <w:r>
+              <w:t xml:space="preserve"> </w:t>
+            </w:r>
+            <w:r>
+              <w:t xml:space="preserve">(always take treatment)</w:t>
+            </w:r>
+          </w:p>
+          <w:p>
+            <w:pPr>
+              <w:pStyle w:val="Compact"/>
+              <w:numPr>
+                <w:ilvl w:val="0"/>
+                <w:numId w:val="1013"/>
+              </w:numPr>
+            </w:pPr>
+            <w:r>
+              <w:rPr>
+                <w:b/>
+                <w:bCs/>
+              </w:rPr>
+              <w:t xml:space="preserve">Never-takers</w:t>
+            </w:r>
+            <w:r>
+              <w:t xml:space="preserve">:</w:t>
+            </w:r>
+            <w:r>
+              <w:t xml:space="preserve"> </w:t>
+            </w:r>
+            <m:oMath>
+              <m:sSup>
+                <m:e>
+                  <m:r>
+                    <m:t>A</m:t>
+                  </m:r>
+                </m:e>
+                <m:sup>
+                  <m:r>
+                    <m:t>z</m:t>
+                  </m:r>
+                  <m:r>
+                    <m:rPr>
+                      <m:sty m:val="p"/>
+                    </m:rPr>
+                    <m:t>=</m:t>
+                  </m:r>
+                  <m:r>
+                    <m:t>1</m:t>
+                  </m:r>
+                </m:sup>
+              </m:sSup>
+              <m:r>
+                <m:rPr>
+                  <m:sty m:val="p"/>
+                </m:rPr>
+                <m:t>=</m:t>
+              </m:r>
+              <m:r>
+                <m:t>0</m:t>
+              </m:r>
+              <m:r>
+                <m:rPr>
+                  <m:sty m:val="p"/>
+                </m:rPr>
+                <m:t>,</m:t>
+              </m:r>
+              <m:sSup>
+                <m:e>
+                  <m:r>
+                    <m:t>A</m:t>
+                  </m:r>
+                </m:e>
+                <m:sup>
+                  <m:r>
+                    <m:t>z</m:t>
+                  </m:r>
+                  <m:r>
+                    <m:rPr>
+                      <m:sty m:val="p"/>
+                    </m:rPr>
+                    <m:t>=</m:t>
+                  </m:r>
+                  <m:r>
+                    <m:t>0</m:t>
+                  </m:r>
+                </m:sup>
+              </m:sSup>
+              <m:r>
+                <m:rPr>
+                  <m:sty m:val="p"/>
+                </m:rPr>
+                <m:t>=</m:t>
+              </m:r>
+              <m:r>
+                <m:t>0</m:t>
+              </m:r>
+            </m:oMath>
+            <w:r>
+              <w:t xml:space="preserve"> </w:t>
+            </w:r>
+            <w:r>
+              <w:t xml:space="preserve">(never take treatment)</w:t>
+            </w:r>
+          </w:p>
+          <w:p>
+            <w:pPr>
+              <w:pStyle w:val="Compact"/>
+              <w:numPr>
+                <w:ilvl w:val="0"/>
+                <w:numId w:val="1013"/>
+              </w:numPr>
+            </w:pPr>
+            <w:r>
+              <w:rPr>
+                <w:b/>
+                <w:bCs/>
+              </w:rPr>
+              <w:t xml:space="preserve">Defiers</w:t>
+            </w:r>
+            <w:r>
+              <w:t xml:space="preserve">:</w:t>
+            </w:r>
+            <w:r>
+              <w:t xml:space="preserve"> </w:t>
+            </w:r>
+            <m:oMath>
+              <m:sSup>
+                <m:e>
+                  <m:r>
+                    <m:t>A</m:t>
+                  </m:r>
+                </m:e>
+                <m:sup>
+                  <m:r>
+                    <m:t>z</m:t>
+                  </m:r>
+                  <m:r>
+                    <m:rPr>
+                      <m:sty m:val="p"/>
+                    </m:rPr>
+                    <m:t>=</m:t>
+                  </m:r>
+                  <m:r>
+                    <m:t>1</m:t>
+                  </m:r>
+                </m:sup>
+              </m:sSup>
+              <m:r>
+                <m:rPr>
+                  <m:sty m:val="p"/>
+                </m:rPr>
+                <m:t>=</m:t>
+              </m:r>
+              <m:r>
+                <m:t>0</m:t>
+              </m:r>
+              <m:r>
+                <m:rPr>
+                  <m:sty m:val="p"/>
+                </m:rPr>
+                <m:t>,</m:t>
+              </m:r>
+              <m:sSup>
+                <m:e>
+                  <m:r>
+                    <m:t>A</m:t>
+                  </m:r>
+                </m:e>
+                <m:sup>
+                  <m:r>
+                    <m:t>z</m:t>
+                  </m:r>
+                  <m:r>
+                    <m:rPr>
+                      <m:sty m:val="p"/>
+                    </m:rPr>
+                    <m:t>=</m:t>
+                  </m:r>
+                  <m:r>
+                    <m:t>0</m:t>
+                  </m:r>
+                </m:sup>
+              </m:sSup>
+              <m:r>
+                <m:rPr>
+                  <m:sty m:val="p"/>
+                </m:rPr>
+                <m:t>=</m:t>
+              </m:r>
+              <m:r>
+                <m:t>1</m:t>
+              </m:r>
+            </m:oMath>
+            <w:r>
+              <w:t xml:space="preserve"> </w:t>
+            </w:r>
+            <w:r>
+              <w:t xml:space="preserve">(do opposite of instrument)</w:t>
+            </w:r>
+          </w:p>
+          <w:bookmarkEnd w:id="20"/>
+        </w:tc>
+      </w:tr>
+    </w:tbl>
     <w:p>
       <w:pPr>
         <w:pStyle w:val="FirstParagraph"/>
@@ -6288,255 +6362,292 @@
         <w:t xml:space="preserve">7.2 Survivor Average Causal Effect (SACE)</w:t>
       </w:r>
     </w:p>
-    <w:bookmarkStart w:id="35" w:name="def-sace"/>
-    <w:p>
-      <w:pPr>
-        <w:pStyle w:val="FirstParagraph"/>
-      </w:pPr>
-      <w:r>
-        <w:rPr>
-          <w:b/>
-          <w:bCs/>
-        </w:rPr>
-        <w:t xml:space="preserve">Definition 3 (Survivor Average Causal Effect)</w:t>
-      </w:r>
-      <w:r>
-        <w:t xml:space="preserve"> </w:t>
-      </w:r>
-      <w:r>
-        <w:t xml:space="preserve">The</w:t>
-      </w:r>
-      <w:r>
-        <w:t xml:space="preserve"> </w:t>
-      </w:r>
-      <w:r>
-        <w:rPr>
-          <w:b/>
-          <w:bCs/>
-        </w:rPr>
-        <w:t xml:space="preserve">survivor average causal effect (SACE)</w:t>
-      </w:r>
-      <w:r>
-        <w:t xml:space="preserve"> </w:t>
-      </w:r>
-      <w:r>
-        <w:t xml:space="preserve">is:</w:t>
-      </w:r>
-    </w:p>
-    <w:p>
-      <w:pPr>
-        <w:pStyle w:val="BodyText"/>
-      </w:pPr>
-      <m:oMathPara>
-        <m:oMathParaPr>
-          <m:jc m:val="center"/>
-        </m:oMathParaPr>
-        <m:oMath>
-          <m:r>
-            <m:t>E</m:t>
-          </m:r>
-          <m:r>
-            <m:rPr>
-              <m:sty m:val="p"/>
-            </m:rPr>
-            <m:t>[</m:t>
-          </m:r>
-          <m:sSup>
-            <m:e>
-              <m:r>
-                <m:t>Y</m:t>
-              </m:r>
-            </m:e>
-            <m:sup>
+    <w:tbl>
+      <w:tblPr>
+        <w:tblStyle w:val="Table"/>
+        <w:tblInd w:w="164" w:type="dxa"/>
+        <w:tblBorders>
+          <w:left w:val="single" w:sz="24" w:space="0" w:color="909090"/>
+        </w:tblBorders>
+        <w:tblCellMar>
+          <w:left w:w="0" w:type="dxa"/>
+          <w:right w:w="0" w:type="dxa"/>
+        </w:tblCellMar>
+        <w:tblLook w:firstRow="0" w:lastRow="0" w:firstColumn="0" w:lastColumn="0" w:noHBand="0" w:noVBand="0" w:val="0000"/>
+      </w:tblPr>
+      <w:tblGrid>
+        <w:gridCol w:w="7920"/>
+      </w:tblGrid>
+      <w:tr>
+        <w:trPr>
+          <w:cantSplit/>
+        </w:trPr>
+        <w:tc>
+          <w:tcPr>
+            <w:tcMar>
+              <w:left w:w="144" w:type="dxa"/>
+            </w:tcMar>
+          </w:tcPr>
+          <w:p>
+            <w:pPr>
+              <w:pStyle w:val="FirstParagraph"/>
+            </w:pPr>
+            <w:pPr>
+              <w:spacing w:before="16" w:after="64"/>
+            </w:pPr>
+          </w:p>
+          <w:bookmarkStart w:id="35" w:name="def-sace"/>
+          <w:p>
+            <w:pPr>
+              <w:pStyle w:val="BodyText"/>
+            </w:pPr>
+            <w:r>
+              <w:rPr>
+                <w:b/>
+                <w:bCs/>
+              </w:rPr>
+              <w:t xml:space="preserve">Definition 3 (Survivor Average Causal Effect)</w:t>
+            </w:r>
+            <w:r>
+              <w:t xml:space="preserve"> </w:t>
+            </w:r>
+            <w:r>
+              <w:t xml:space="preserve">The</w:t>
+            </w:r>
+            <w:r>
+              <w:t xml:space="preserve"> </w:t>
+            </w:r>
+            <w:r>
+              <w:rPr>
+                <w:b/>
+                <w:bCs/>
+              </w:rPr>
+              <w:t xml:space="preserve">survivor average causal effect (SACE)</w:t>
+            </w:r>
+            <w:r>
+              <w:t xml:space="preserve"> </w:t>
+            </w:r>
+            <w:r>
+              <w:t xml:space="preserve">is:</w:t>
+            </w:r>
+          </w:p>
+          <w:p>
+            <w:pPr>
+              <w:pStyle w:val="BodyText"/>
+            </w:pPr>
+            <m:oMathPara>
+              <m:oMathParaPr>
+                <m:jc m:val="center"/>
+              </m:oMathParaPr>
+              <m:oMath>
+                <m:r>
+                  <m:t>E</m:t>
+                </m:r>
+                <m:r>
+                  <m:rPr>
+                    <m:sty m:val="p"/>
+                  </m:rPr>
+                  <m:t>[</m:t>
+                </m:r>
+                <m:sSup>
+                  <m:e>
+                    <m:r>
+                      <m:t>Y</m:t>
+                    </m:r>
+                  </m:e>
+                  <m:sup>
+                    <m:r>
+                      <m:t>a</m:t>
+                    </m:r>
+                    <m:r>
+                      <m:rPr>
+                        <m:sty m:val="p"/>
+                      </m:rPr>
+                      <m:t>=</m:t>
+                    </m:r>
+                    <m:r>
+                      <m:t>1</m:t>
+                    </m:r>
+                  </m:sup>
+                </m:sSup>
+                <m:r>
+                  <m:rPr>
+                    <m:sty m:val="p"/>
+                  </m:rPr>
+                  <m:t>−</m:t>
+                </m:r>
+                <m:sSup>
+                  <m:e>
+                    <m:r>
+                      <m:t>Y</m:t>
+                    </m:r>
+                  </m:e>
+                  <m:sup>
+                    <m:r>
+                      <m:t>a</m:t>
+                    </m:r>
+                    <m:r>
+                      <m:rPr>
+                        <m:sty m:val="p"/>
+                      </m:rPr>
+                      <m:t>=</m:t>
+                    </m:r>
+                    <m:r>
+                      <m:t>0</m:t>
+                    </m:r>
+                  </m:sup>
+                </m:sSup>
+                <m:r>
+                  <m:rPr>
+                    <m:sty m:val="p"/>
+                  </m:rPr>
+                  <m:t>∣</m:t>
+                </m:r>
+                <m:sSup>
+                  <m:e>
+                    <m:r>
+                      <m:t>S</m:t>
+                    </m:r>
+                  </m:e>
+                  <m:sup>
+                    <m:r>
+                      <m:t>a</m:t>
+                    </m:r>
+                    <m:r>
+                      <m:rPr>
+                        <m:sty m:val="p"/>
+                      </m:rPr>
+                      <m:t>=</m:t>
+                    </m:r>
+                    <m:r>
+                      <m:t>1</m:t>
+                    </m:r>
+                  </m:sup>
+                </m:sSup>
+                <m:r>
+                  <m:rPr>
+                    <m:sty m:val="p"/>
+                  </m:rPr>
+                  <m:t>=</m:t>
+                </m:r>
+                <m:r>
+                  <m:t>1</m:t>
+                </m:r>
+                <m:r>
+                  <m:rPr>
+                    <m:sty m:val="p"/>
+                  </m:rPr>
+                  <m:t>,</m:t>
+                </m:r>
+                <m:sSup>
+                  <m:e>
+                    <m:r>
+                      <m:t>S</m:t>
+                    </m:r>
+                  </m:e>
+                  <m:sup>
+                    <m:r>
+                      <m:t>a</m:t>
+                    </m:r>
+                    <m:r>
+                      <m:rPr>
+                        <m:sty m:val="p"/>
+                      </m:rPr>
+                      <m:t>=</m:t>
+                    </m:r>
+                    <m:r>
+                      <m:t>0</m:t>
+                    </m:r>
+                  </m:sup>
+                </m:sSup>
+                <m:r>
+                  <m:rPr>
+                    <m:sty m:val="p"/>
+                  </m:rPr>
+                  <m:t>=</m:t>
+                </m:r>
+                <m:r>
+                  <m:t>1</m:t>
+                </m:r>
+                <m:r>
+                  <m:rPr>
+                    <m:sty m:val="p"/>
+                  </m:rPr>
+                  <m:t>]</m:t>
+                </m:r>
+              </m:oMath>
+            </m:oMathPara>
+          </w:p>
+          <w:p>
+            <w:pPr>
+              <w:pStyle w:val="FirstParagraph"/>
+            </w:pPr>
+            <w:r>
+              <w:t xml:space="preserve">where</w:t>
+            </w:r>
+            <w:r>
+              <w:t xml:space="preserve"> </w:t>
+            </w:r>
+            <m:oMath>
+              <m:sSup>
+                <m:e>
+                  <m:r>
+                    <m:t>S</m:t>
+                  </m:r>
+                </m:e>
+                <m:sup>
+                  <m:r>
+                    <m:t>a</m:t>
+                  </m:r>
+                </m:sup>
+              </m:sSup>
+            </m:oMath>
+            <w:r>
+              <w:t xml:space="preserve"> </w:t>
+            </w:r>
+            <w:r>
+              <w:t xml:space="preserve">is an indicator for surviving (or remaining uncensored) under treatment</w:t>
+            </w:r>
+            <w:r>
+              <w:t xml:space="preserve"> </w:t>
+            </w:r>
+            <m:oMath>
               <m:r>
                 <m:t>a</m:t>
               </m:r>
-              <m:r>
-                <m:rPr>
-                  <m:sty m:val="p"/>
-                </m:rPr>
-                <m:t>=</m:t>
-              </m:r>
-              <m:r>
-                <m:t>1</m:t>
-              </m:r>
-            </m:sup>
-          </m:sSup>
-          <m:r>
-            <m:rPr>
-              <m:sty m:val="p"/>
-            </m:rPr>
-            <m:t>−</m:t>
-          </m:r>
-          <m:sSup>
-            <m:e>
-              <m:r>
-                <m:t>Y</m:t>
-              </m:r>
-            </m:e>
-            <m:sup>
-              <m:r>
-                <m:t>a</m:t>
-              </m:r>
-              <m:r>
-                <m:rPr>
-                  <m:sty m:val="p"/>
-                </m:rPr>
-                <m:t>=</m:t>
-              </m:r>
-              <m:r>
-                <m:t>0</m:t>
-              </m:r>
-            </m:sup>
-          </m:sSup>
-          <m:r>
-            <m:rPr>
-              <m:sty m:val="p"/>
-            </m:rPr>
-            <m:t>∣</m:t>
-          </m:r>
-          <m:sSup>
-            <m:e>
-              <m:r>
-                <m:t>S</m:t>
-              </m:r>
-            </m:e>
-            <m:sup>
-              <m:r>
-                <m:t>a</m:t>
-              </m:r>
-              <m:r>
-                <m:rPr>
-                  <m:sty m:val="p"/>
-                </m:rPr>
-                <m:t>=</m:t>
-              </m:r>
-              <m:r>
-                <m:t>1</m:t>
-              </m:r>
-            </m:sup>
-          </m:sSup>
-          <m:r>
-            <m:rPr>
-              <m:sty m:val="p"/>
-            </m:rPr>
-            <m:t>=</m:t>
-          </m:r>
-          <m:r>
-            <m:t>1</m:t>
-          </m:r>
-          <m:r>
-            <m:rPr>
-              <m:sty m:val="p"/>
-            </m:rPr>
-            <m:t>,</m:t>
-          </m:r>
-          <m:sSup>
-            <m:e>
-              <m:r>
-                <m:t>S</m:t>
-              </m:r>
-            </m:e>
-            <m:sup>
-              <m:r>
-                <m:t>a</m:t>
-              </m:r>
-              <m:r>
-                <m:rPr>
-                  <m:sty m:val="p"/>
-                </m:rPr>
-                <m:t>=</m:t>
-              </m:r>
-              <m:r>
-                <m:t>0</m:t>
-              </m:r>
-            </m:sup>
-          </m:sSup>
-          <m:r>
-            <m:rPr>
-              <m:sty m:val="p"/>
-            </m:rPr>
-            <m:t>=</m:t>
-          </m:r>
-          <m:r>
-            <m:t>1</m:t>
-          </m:r>
-          <m:r>
-            <m:rPr>
-              <m:sty m:val="p"/>
-            </m:rPr>
-            <m:t>]</m:t>
-          </m:r>
-        </m:oMath>
-      </m:oMathPara>
-    </w:p>
-    <w:p>
-      <w:pPr>
-        <w:pStyle w:val="FirstParagraph"/>
-      </w:pPr>
-      <w:r>
-        <w:t xml:space="preserve">where</w:t>
-      </w:r>
-      <w:r>
-        <w:t xml:space="preserve"> </w:t>
-      </w:r>
-      <m:oMath>
-        <m:sSup>
-          <m:e>
-            <m:r>
-              <m:t>S</m:t>
-            </m:r>
-          </m:e>
-          <m:sup>
-            <m:r>
-              <m:t>a</m:t>
-            </m:r>
-          </m:sup>
-        </m:sSup>
-      </m:oMath>
-      <w:r>
-        <w:t xml:space="preserve"> </w:t>
-      </w:r>
-      <w:r>
-        <w:t xml:space="preserve">is an indicator for surviving (or remaining uncensored) under treatment</w:t>
-      </w:r>
-      <w:r>
-        <w:t xml:space="preserve"> </w:t>
-      </w:r>
-      <m:oMath>
-        <m:r>
-          <m:t>a</m:t>
-        </m:r>
-      </m:oMath>
-      <w:r>
-        <w:t xml:space="preserve">.</w:t>
-      </w:r>
-    </w:p>
-    <w:p>
-      <w:pPr>
-        <w:pStyle w:val="BodyText"/>
-      </w:pPr>
-      <w:r>
-        <w:t xml:space="preserve">This is the effect in</w:t>
-      </w:r>
-      <w:r>
-        <w:t xml:space="preserve"> </w:t>
-      </w:r>
-      <w:r>
-        <w:rPr>
-          <w:b/>
-          <w:bCs/>
-        </w:rPr>
-        <w:t xml:space="preserve">always-survivors</w:t>
-      </w:r>
-      <w:r>
-        <w:t xml:space="preserve"> </w:t>
-      </w:r>
-      <w:r>
-        <w:t xml:space="preserve">- those who would survive under both treatment and control.</w:t>
-      </w:r>
-    </w:p>
-    <w:bookmarkEnd w:id="35"/>
+            </m:oMath>
+            <w:r>
+              <w:t xml:space="preserve">.</w:t>
+            </w:r>
+          </w:p>
+          <w:p>
+            <w:pPr>
+              <w:pStyle w:val="BodyText"/>
+            </w:pPr>
+            <w:r>
+              <w:t xml:space="preserve">This is the effect in</w:t>
+            </w:r>
+            <w:r>
+              <w:t xml:space="preserve"> </w:t>
+            </w:r>
+            <w:r>
+              <w:rPr>
+                <w:b/>
+                <w:bCs/>
+              </w:rPr>
+              <w:t xml:space="preserve">always-survivors</w:t>
+            </w:r>
+            <w:r>
+              <w:t xml:space="preserve"> </w:t>
+            </w:r>
+            <w:r>
+              <w:t xml:space="preserve">- those who would survive under both treatment and control.</w:t>
+            </w:r>
+          </w:p>
+          <w:bookmarkEnd w:id="35"/>
+        </w:tc>
+      </w:tr>
+    </w:tbl>
     <w:bookmarkEnd w:id="36"/>
     <w:bookmarkStart w:id="37" w:name="identification"/>
     <w:p>

--- a/chapters/16-instrumental-variable-estimation.docx
+++ b/chapters/16-instrumental-variable-estimation.docx
@@ -1605,41 +1605,43 @@
             </m:fPr>
             <m:num>
               <m:r>
-                <m:t>E</m:t>
-              </m:r>
-              <m:r>
                 <m:rPr>
+                  <m:nor/>
                   <m:sty m:val="p"/>
                 </m:rPr>
-                <m:t>[</m:t>
-              </m:r>
-              <m:r>
-                <m:t>Y</m:t>
-              </m:r>
-              <m:r>
-                <m:rPr>
-                  <m:sty m:val="p"/>
-                </m:rPr>
-                <m:t>∣</m:t>
-              </m:r>
-              <m:r>
-                <m:t>Z</m:t>
-              </m:r>
-              <m:r>
-                <m:rPr>
-                  <m:sty m:val="p"/>
-                </m:rPr>
-                <m:t>=</m:t>
-              </m:r>
-              <m:r>
-                <m:t>1</m:t>
-              </m:r>
-              <m:r>
-                <m:rPr>
-                  <m:sty m:val="p"/>
-                </m:rPr>
-                <m:t>]</m:t>
-              </m:r>
+                <m:t>E</m:t>
+              </m:r>
+              <m:d>
+                <m:dPr>
+                  <m:begChr m:val="["/>
+                  <m:sepChr m:val=""/>
+                  <m:endChr m:val="]"/>
+                  <m:grow/>
+                </m:dPr>
+                <m:e>
+                  <m:r>
+                    <m:t>Y</m:t>
+                  </m:r>
+                  <m:r>
+                    <m:rPr>
+                      <m:sty m:val="p"/>
+                    </m:rPr>
+                    <m:t>∣</m:t>
+                  </m:r>
+                  <m:r>
+                    <m:t>Z</m:t>
+                  </m:r>
+                  <m:r>
+                    <m:rPr>
+                      <m:sty m:val="p"/>
+                    </m:rPr>
+                    <m:t>=</m:t>
+                  </m:r>
+                  <m:r>
+                    <m:t>1</m:t>
+                  </m:r>
+                </m:e>
+              </m:d>
               <m:r>
                 <m:rPr>
                   <m:sty m:val="p"/>
@@ -1647,79 +1649,83 @@
                 <m:t>−</m:t>
               </m:r>
               <m:r>
-                <m:t>E</m:t>
-              </m:r>
-              <m:r>
                 <m:rPr>
+                  <m:nor/>
                   <m:sty m:val="p"/>
                 </m:rPr>
-                <m:t>[</m:t>
-              </m:r>
-              <m:r>
-                <m:t>Y</m:t>
-              </m:r>
+                <m:t>E</m:t>
+              </m:r>
+              <m:d>
+                <m:dPr>
+                  <m:begChr m:val="["/>
+                  <m:sepChr m:val=""/>
+                  <m:endChr m:val="]"/>
+                  <m:grow/>
+                </m:dPr>
+                <m:e>
+                  <m:r>
+                    <m:t>Y</m:t>
+                  </m:r>
+                  <m:r>
+                    <m:rPr>
+                      <m:sty m:val="p"/>
+                    </m:rPr>
+                    <m:t>∣</m:t>
+                  </m:r>
+                  <m:r>
+                    <m:t>Z</m:t>
+                  </m:r>
+                  <m:r>
+                    <m:rPr>
+                      <m:sty m:val="p"/>
+                    </m:rPr>
+                    <m:t>=</m:t>
+                  </m:r>
+                  <m:r>
+                    <m:t>0</m:t>
+                  </m:r>
+                </m:e>
+              </m:d>
+            </m:num>
+            <m:den>
               <m:r>
                 <m:rPr>
+                  <m:nor/>
                   <m:sty m:val="p"/>
                 </m:rPr>
-                <m:t>∣</m:t>
-              </m:r>
-              <m:r>
-                <m:t>Z</m:t>
-              </m:r>
-              <m:r>
-                <m:rPr>
-                  <m:sty m:val="p"/>
-                </m:rPr>
-                <m:t>=</m:t>
-              </m:r>
-              <m:r>
-                <m:t>0</m:t>
-              </m:r>
-              <m:r>
-                <m:rPr>
-                  <m:sty m:val="p"/>
-                </m:rPr>
-                <m:t>]</m:t>
-              </m:r>
-            </m:num>
-            <m:den>
-              <m:r>
                 <m:t>E</m:t>
               </m:r>
-              <m:r>
-                <m:rPr>
-                  <m:sty m:val="p"/>
-                </m:rPr>
-                <m:t>[</m:t>
-              </m:r>
-              <m:r>
-                <m:t>A</m:t>
-              </m:r>
-              <m:r>
-                <m:rPr>
-                  <m:sty m:val="p"/>
-                </m:rPr>
-                <m:t>∣</m:t>
-              </m:r>
-              <m:r>
-                <m:t>Z</m:t>
-              </m:r>
-              <m:r>
-                <m:rPr>
-                  <m:sty m:val="p"/>
-                </m:rPr>
-                <m:t>=</m:t>
-              </m:r>
-              <m:r>
-                <m:t>1</m:t>
-              </m:r>
-              <m:r>
-                <m:rPr>
-                  <m:sty m:val="p"/>
-                </m:rPr>
-                <m:t>]</m:t>
-              </m:r>
+              <m:d>
+                <m:dPr>
+                  <m:begChr m:val="["/>
+                  <m:sepChr m:val=""/>
+                  <m:endChr m:val="]"/>
+                  <m:grow/>
+                </m:dPr>
+                <m:e>
+                  <m:r>
+                    <m:t>A</m:t>
+                  </m:r>
+                  <m:r>
+                    <m:rPr>
+                      <m:sty m:val="p"/>
+                    </m:rPr>
+                    <m:t>∣</m:t>
+                  </m:r>
+                  <m:r>
+                    <m:t>Z</m:t>
+                  </m:r>
+                  <m:r>
+                    <m:rPr>
+                      <m:sty m:val="p"/>
+                    </m:rPr>
+                    <m:t>=</m:t>
+                  </m:r>
+                  <m:r>
+                    <m:t>1</m:t>
+                  </m:r>
+                </m:e>
+              </m:d>
               <m:r>
                 <m:rPr>
                   <m:sty m:val="p"/>
@@ -1727,41 +1733,43 @@
                 <m:t>−</m:t>
               </m:r>
               <m:r>
-                <m:t>E</m:t>
-              </m:r>
-              <m:r>
                 <m:rPr>
+                  <m:nor/>
                   <m:sty m:val="p"/>
                 </m:rPr>
-                <m:t>[</m:t>
-              </m:r>
-              <m:r>
-                <m:t>A</m:t>
-              </m:r>
-              <m:r>
-                <m:rPr>
-                  <m:sty m:val="p"/>
-                </m:rPr>
-                <m:t>∣</m:t>
-              </m:r>
-              <m:r>
-                <m:t>Z</m:t>
-              </m:r>
-              <m:r>
-                <m:rPr>
-                  <m:sty m:val="p"/>
-                </m:rPr>
-                <m:t>=</m:t>
-              </m:r>
-              <m:r>
-                <m:t>0</m:t>
-              </m:r>
-              <m:r>
-                <m:rPr>
-                  <m:sty m:val="p"/>
-                </m:rPr>
-                <m:t>]</m:t>
-              </m:r>
+                <m:t>E</m:t>
+              </m:r>
+              <m:d>
+                <m:dPr>
+                  <m:begChr m:val="["/>
+                  <m:sepChr m:val=""/>
+                  <m:endChr m:val="]"/>
+                  <m:grow/>
+                </m:dPr>
+                <m:e>
+                  <m:r>
+                    <m:t>A</m:t>
+                  </m:r>
+                  <m:r>
+                    <m:rPr>
+                      <m:sty m:val="p"/>
+                    </m:rPr>
+                    <m:t>∣</m:t>
+                  </m:r>
+                  <m:r>
+                    <m:t>Z</m:t>
+                  </m:r>
+                  <m:r>
+                    <m:rPr>
+                      <m:sty m:val="p"/>
+                    </m:rPr>
+                    <m:t>=</m:t>
+                  </m:r>
+                  <m:r>
+                    <m:t>0</m:t>
+                  </m:r>
+                </m:e>
+              </m:d>
             </m:den>
           </m:f>
         </m:oMath>
@@ -1898,118 +1906,31 @@
       </w:r>
       <m:oMath>
         <m:r>
-          <m:t>E</m:t>
-        </m:r>
-        <m:r>
           <m:rPr>
+            <m:nor/>
             <m:sty m:val="p"/>
           </m:rPr>
-          <m:t>[</m:t>
-        </m:r>
-        <m:r>
-          <m:t>Y</m:t>
-        </m:r>
-        <m:r>
-          <m:rPr>
-            <m:sty m:val="p"/>
-          </m:rPr>
-          <m:t>∣</m:t>
-        </m:r>
-        <m:r>
-          <m:t>Z</m:t>
-        </m:r>
-        <m:r>
-          <m:rPr>
-            <m:sty m:val="p"/>
-          </m:rPr>
-          <m:t>=</m:t>
-        </m:r>
-        <m:r>
-          <m:t>1</m:t>
-        </m:r>
-        <m:r>
-          <m:rPr>
-            <m:sty m:val="p"/>
-          </m:rPr>
-          <m:t>]</m:t>
-        </m:r>
-        <m:r>
-          <m:rPr>
-            <m:sty m:val="p"/>
-          </m:rPr>
-          <m:t>−</m:t>
-        </m:r>
-        <m:r>
           <m:t>E</m:t>
         </m:r>
-        <m:r>
-          <m:rPr>
-            <m:sty m:val="p"/>
-          </m:rPr>
-          <m:t>[</m:t>
-        </m:r>
-        <m:r>
-          <m:t>Y</m:t>
-        </m:r>
-        <m:r>
-          <m:rPr>
-            <m:sty m:val="p"/>
-          </m:rPr>
-          <m:t>∣</m:t>
-        </m:r>
-        <m:r>
-          <m:t>Z</m:t>
-        </m:r>
-        <m:r>
-          <m:rPr>
-            <m:sty m:val="p"/>
-          </m:rPr>
-          <m:t>=</m:t>
-        </m:r>
-        <m:r>
-          <m:t>0</m:t>
-        </m:r>
-        <m:r>
-          <m:rPr>
-            <m:sty m:val="p"/>
-          </m:rPr>
-          <m:t>]</m:t>
-        </m:r>
-      </m:oMath>
-    </w:p>
-    <w:p>
-      <w:pPr>
-        <w:pStyle w:val="Compact"/>
-        <w:numPr>
-          <w:ilvl w:val="0"/>
-          <w:numId w:val="1007"/>
-        </w:numPr>
-      </w:pPr>
-      <w:r>
-        <w:t xml:space="preserve">By exchangeability: equals</w:t>
-      </w:r>
-      <w:r>
-        <w:t xml:space="preserve"> </w:t>
-      </w:r>
-      <m:oMath>
-        <m:r>
-          <m:t>E</m:t>
-        </m:r>
-        <m:r>
-          <m:rPr>
-            <m:sty m:val="p"/>
-          </m:rPr>
-          <m:t>[</m:t>
-        </m:r>
-        <m:sSup>
+        <m:d>
+          <m:dPr>
+            <m:begChr m:val="["/>
+            <m:sepChr m:val=""/>
+            <m:endChr m:val="]"/>
+            <m:grow/>
+          </m:dPr>
           <m:e>
             <m:r>
               <m:t>Y</m:t>
             </m:r>
-          </m:e>
-          <m:sup>
             <m:r>
-              <m:t>z</m:t>
+              <m:rPr>
+                <m:sty m:val="p"/>
+              </m:rPr>
+              <m:t>∣</m:t>
+            </m:r>
+            <m:r>
+              <m:t>Z</m:t>
             </m:r>
             <m:r>
               <m:rPr>
@@ -2020,14 +1941,8 @@
             <m:r>
               <m:t>1</m:t>
             </m:r>
-          </m:sup>
-        </m:sSup>
-        <m:r>
-          <m:rPr>
-            <m:sty m:val="p"/>
-          </m:rPr>
-          <m:t>]</m:t>
-        </m:r>
+          </m:e>
+        </m:d>
         <m:r>
           <m:rPr>
             <m:sty m:val="p"/>
@@ -2035,23 +1950,31 @@
           <m:t>−</m:t>
         </m:r>
         <m:r>
-          <m:t>E</m:t>
-        </m:r>
-        <m:r>
           <m:rPr>
+            <m:nor/>
             <m:sty m:val="p"/>
           </m:rPr>
-          <m:t>[</m:t>
-        </m:r>
-        <m:sSup>
+          <m:t>E</m:t>
+        </m:r>
+        <m:d>
+          <m:dPr>
+            <m:begChr m:val="["/>
+            <m:sepChr m:val=""/>
+            <m:endChr m:val="]"/>
+            <m:grow/>
+          </m:dPr>
           <m:e>
             <m:r>
               <m:t>Y</m:t>
             </m:r>
-          </m:e>
-          <m:sup>
             <m:r>
-              <m:t>z</m:t>
+              <m:rPr>
+                <m:sty m:val="p"/>
+              </m:rPr>
+              <m:t>∣</m:t>
+            </m:r>
+            <m:r>
+              <m:t>Z</m:t>
             </m:r>
             <m:r>
               <m:rPr>
@@ -2062,14 +1985,8 @@
             <m:r>
               <m:t>0</m:t>
             </m:r>
-          </m:sup>
-        </m:sSup>
-        <m:r>
-          <m:rPr>
-            <m:sty m:val="p"/>
-          </m:rPr>
-          <m:t>]</m:t>
-        </m:r>
+          </m:e>
+        </m:d>
       </m:oMath>
     </w:p>
     <w:p>
@@ -2081,32 +1998,31 @@
         </w:numPr>
       </w:pPr>
       <w:r>
-        <w:t xml:space="preserve">By exclusion: equals</w:t>
+        <w:t xml:space="preserve">By exchangeability: equals</w:t>
       </w:r>
       <w:r>
         <w:t xml:space="preserve"> </w:t>
       </w:r>
       <m:oMath>
         <m:r>
-          <m:t>E</m:t>
-        </m:r>
-        <m:r>
           <m:rPr>
+            <m:nor/>
             <m:sty m:val="p"/>
           </m:rPr>
-          <m:t>[</m:t>
-        </m:r>
-        <m:sSup>
+          <m:t>E</m:t>
+        </m:r>
+        <m:d>
+          <m:dPr>
+            <m:begChr m:val="["/>
+            <m:sepChr m:val=""/>
+            <m:endChr m:val="]"/>
+            <m:grow/>
+          </m:dPr>
           <m:e>
-            <m:r>
-              <m:t>Y</m:t>
-            </m:r>
-          </m:e>
-          <m:sup>
             <m:sSup>
               <m:e>
                 <m:r>
-                  <m:t>A</m:t>
+                  <m:t>Y</m:t>
                 </m:r>
               </m:e>
               <m:sup>
@@ -2124,14 +2040,8 @@
                 </m:r>
               </m:sup>
             </m:sSup>
-          </m:sup>
-        </m:sSup>
-        <m:r>
-          <m:rPr>
-            <m:sty m:val="p"/>
-          </m:rPr>
-          <m:t>]</m:t>
-        </m:r>
+          </m:e>
+        </m:d>
         <m:r>
           <m:rPr>
             <m:sty m:val="p"/>
@@ -2139,25 +2049,24 @@
           <m:t>−</m:t>
         </m:r>
         <m:r>
-          <m:t>E</m:t>
-        </m:r>
-        <m:r>
           <m:rPr>
+            <m:nor/>
             <m:sty m:val="p"/>
           </m:rPr>
-          <m:t>[</m:t>
-        </m:r>
-        <m:sSup>
+          <m:t>E</m:t>
+        </m:r>
+        <m:d>
+          <m:dPr>
+            <m:begChr m:val="["/>
+            <m:sepChr m:val=""/>
+            <m:endChr m:val="]"/>
+            <m:grow/>
+          </m:dPr>
           <m:e>
-            <m:r>
-              <m:t>Y</m:t>
-            </m:r>
-          </m:e>
-          <m:sup>
             <m:sSup>
               <m:e>
                 <m:r>
-                  <m:t>A</m:t>
+                  <m:t>Y</m:t>
                 </m:r>
               </m:e>
               <m:sup>
@@ -2175,70 +2084,72 @@
                 </m:r>
               </m:sup>
             </m:sSup>
-          </m:sup>
-        </m:sSup>
+          </m:e>
+        </m:d>
+      </m:oMath>
+    </w:p>
+    <w:p>
+      <w:pPr>
+        <w:pStyle w:val="Compact"/>
+        <w:numPr>
+          <w:ilvl w:val="0"/>
+          <w:numId w:val="1007"/>
+        </w:numPr>
+      </w:pPr>
+      <w:r>
+        <w:t xml:space="preserve">By exclusion: equals</w:t>
+      </w:r>
+      <w:r>
+        <w:t xml:space="preserve"> </w:t>
+      </w:r>
+      <m:oMath>
         <m:r>
           <m:rPr>
+            <m:nor/>
             <m:sty m:val="p"/>
           </m:rPr>
-          <m:t>]</m:t>
-        </m:r>
-      </m:oMath>
-    </w:p>
-    <w:p>
-      <w:pPr>
-        <w:pStyle w:val="FirstParagraph"/>
-      </w:pPr>
-      <w:r>
-        <w:rPr>
-          <w:b/>
-          <w:bCs/>
-        </w:rPr>
-        <w:t xml:space="preserve">Denominator</w:t>
-      </w:r>
-      <w:r>
-        <w:t xml:space="preserve">:</w:t>
-      </w:r>
-      <w:r>
-        <w:t xml:space="preserve"> </w:t>
-      </w:r>
-      <m:oMath>
-        <m:r>
           <m:t>E</m:t>
         </m:r>
-        <m:r>
-          <m:rPr>
-            <m:sty m:val="p"/>
-          </m:rPr>
-          <m:t>[</m:t>
-        </m:r>
-        <m:r>
-          <m:t>A</m:t>
-        </m:r>
-        <m:r>
-          <m:rPr>
-            <m:sty m:val="p"/>
-          </m:rPr>
-          <m:t>∣</m:t>
-        </m:r>
-        <m:r>
-          <m:t>Z</m:t>
-        </m:r>
-        <m:r>
-          <m:rPr>
-            <m:sty m:val="p"/>
-          </m:rPr>
-          <m:t>=</m:t>
-        </m:r>
-        <m:r>
-          <m:t>1</m:t>
-        </m:r>
-        <m:r>
-          <m:rPr>
-            <m:sty m:val="p"/>
-          </m:rPr>
-          <m:t>]</m:t>
-        </m:r>
+        <m:d>
+          <m:dPr>
+            <m:begChr m:val="["/>
+            <m:sepChr m:val=""/>
+            <m:endChr m:val="]"/>
+            <m:grow/>
+          </m:dPr>
+          <m:e>
+            <m:sSup>
+              <m:e>
+                <m:r>
+                  <m:t>Y</m:t>
+                </m:r>
+              </m:e>
+              <m:sup>
+                <m:sSup>
+                  <m:e>
+                    <m:r>
+                      <m:t>A</m:t>
+                    </m:r>
+                  </m:e>
+                  <m:sup>
+                    <m:r>
+                      <m:t>z</m:t>
+                    </m:r>
+                    <m:r>
+                      <m:rPr>
+                        <m:sty m:val="p"/>
+                      </m:rPr>
+                      <m:t>=</m:t>
+                    </m:r>
+                    <m:r>
+                      <m:t>1</m:t>
+                    </m:r>
+                  </m:sup>
+                </m:sSup>
+              </m:sup>
+            </m:sSup>
+          </m:e>
+        </m:d>
         <m:r>
           <m:rPr>
             <m:sty m:val="p"/>
@@ -2246,41 +2157,154 @@
           <m:t>−</m:t>
         </m:r>
         <m:r>
+          <m:rPr>
+            <m:nor/>
+            <m:sty m:val="p"/>
+          </m:rPr>
           <m:t>E</m:t>
         </m:r>
+        <m:d>
+          <m:dPr>
+            <m:begChr m:val="["/>
+            <m:sepChr m:val=""/>
+            <m:endChr m:val="]"/>
+            <m:grow/>
+          </m:dPr>
+          <m:e>
+            <m:sSup>
+              <m:e>
+                <m:r>
+                  <m:t>Y</m:t>
+                </m:r>
+              </m:e>
+              <m:sup>
+                <m:sSup>
+                  <m:e>
+                    <m:r>
+                      <m:t>A</m:t>
+                    </m:r>
+                  </m:e>
+                  <m:sup>
+                    <m:r>
+                      <m:t>z</m:t>
+                    </m:r>
+                    <m:r>
+                      <m:rPr>
+                        <m:sty m:val="p"/>
+                      </m:rPr>
+                      <m:t>=</m:t>
+                    </m:r>
+                    <m:r>
+                      <m:t>0</m:t>
+                    </m:r>
+                  </m:sup>
+                </m:sSup>
+              </m:sup>
+            </m:sSup>
+          </m:e>
+        </m:d>
+      </m:oMath>
+    </w:p>
+    <w:p>
+      <w:pPr>
+        <w:pStyle w:val="FirstParagraph"/>
+      </w:pPr>
+      <w:r>
+        <w:rPr>
+          <w:b/>
+          <w:bCs/>
+        </w:rPr>
+        <w:t xml:space="preserve">Denominator</w:t>
+      </w:r>
+      <w:r>
+        <w:t xml:space="preserve">:</w:t>
+      </w:r>
+      <w:r>
+        <w:t xml:space="preserve"> </w:t>
+      </w:r>
+      <m:oMath>
+        <m:r>
+          <m:rPr>
+            <m:nor/>
+            <m:sty m:val="p"/>
+          </m:rPr>
+          <m:t>E</m:t>
+        </m:r>
+        <m:d>
+          <m:dPr>
+            <m:begChr m:val="["/>
+            <m:sepChr m:val=""/>
+            <m:endChr m:val="]"/>
+            <m:grow/>
+          </m:dPr>
+          <m:e>
+            <m:r>
+              <m:t>A</m:t>
+            </m:r>
+            <m:r>
+              <m:rPr>
+                <m:sty m:val="p"/>
+              </m:rPr>
+              <m:t>∣</m:t>
+            </m:r>
+            <m:r>
+              <m:t>Z</m:t>
+            </m:r>
+            <m:r>
+              <m:rPr>
+                <m:sty m:val="p"/>
+              </m:rPr>
+              <m:t>=</m:t>
+            </m:r>
+            <m:r>
+              <m:t>1</m:t>
+            </m:r>
+          </m:e>
+        </m:d>
         <m:r>
           <m:rPr>
             <m:sty m:val="p"/>
           </m:rPr>
-          <m:t>[</m:t>
-        </m:r>
-        <m:r>
-          <m:t>A</m:t>
+          <m:t>−</m:t>
         </m:r>
         <m:r>
           <m:rPr>
+            <m:nor/>
             <m:sty m:val="p"/>
           </m:rPr>
-          <m:t>∣</m:t>
-        </m:r>
-        <m:r>
-          <m:t>Z</m:t>
-        </m:r>
-        <m:r>
-          <m:rPr>
-            <m:sty m:val="p"/>
-          </m:rPr>
-          <m:t>=</m:t>
-        </m:r>
-        <m:r>
-          <m:t>0</m:t>
-        </m:r>
-        <m:r>
-          <m:rPr>
-            <m:sty m:val="p"/>
-          </m:rPr>
-          <m:t>]</m:t>
-        </m:r>
+          <m:t>E</m:t>
+        </m:r>
+        <m:d>
+          <m:dPr>
+            <m:begChr m:val="["/>
+            <m:sepChr m:val=""/>
+            <m:endChr m:val="]"/>
+            <m:grow/>
+          </m:dPr>
+          <m:e>
+            <m:r>
+              <m:t>A</m:t>
+            </m:r>
+            <m:r>
+              <m:rPr>
+                <m:sty m:val="p"/>
+              </m:rPr>
+              <m:t>∣</m:t>
+            </m:r>
+            <m:r>
+              <m:t>Z</m:t>
+            </m:r>
+            <m:r>
+              <m:rPr>
+                <m:sty m:val="p"/>
+              </m:rPr>
+              <m:t>=</m:t>
+            </m:r>
+            <m:r>
+              <m:t>0</m:t>
+            </m:r>
+          </m:e>
+        </m:d>
       </m:oMath>
     </w:p>
     <w:p>
@@ -3746,81 +3770,83 @@
             <m:t>=</m:t>
           </m:r>
           <m:r>
-            <m:t>E</m:t>
-          </m:r>
-          <m:r>
-            <m:rPr>
-              <m:sty m:val="p"/>
-            </m:rPr>
-            <m:t>[</m:t>
-          </m:r>
-          <m:sSup>
-            <m:e>
-              <m:r>
-                <m:t>Y</m:t>
-              </m:r>
-            </m:e>
-            <m:sup>
-              <m:r>
-                <m:t>a</m:t>
-              </m:r>
-              <m:r>
-                <m:rPr>
-                  <m:sty m:val="p"/>
-                </m:rPr>
-                <m:t>=</m:t>
-              </m:r>
-              <m:r>
-                <m:t>1</m:t>
-              </m:r>
-            </m:sup>
-          </m:sSup>
-          <m:r>
-            <m:rPr>
-              <m:sty m:val="p"/>
-            </m:rPr>
-            <m:t>−</m:t>
-          </m:r>
-          <m:sSup>
-            <m:e>
-              <m:r>
-                <m:t>Y</m:t>
-              </m:r>
-            </m:e>
-            <m:sup>
-              <m:r>
-                <m:t>a</m:t>
-              </m:r>
-              <m:r>
-                <m:rPr>
-                  <m:sty m:val="p"/>
-                </m:rPr>
-                <m:t>=</m:t>
-              </m:r>
-              <m:r>
-                <m:t>0</m:t>
-              </m:r>
-            </m:sup>
-          </m:sSup>
-          <m:r>
-            <m:rPr>
-              <m:sty m:val="p"/>
-            </m:rPr>
-            <m:t>∣</m:t>
-          </m:r>
-          <m:r>
             <m:rPr>
               <m:nor/>
               <m:sty m:val="p"/>
             </m:rPr>
-            <m:t>Complier</m:t>
+            <m:t>E</m:t>
           </m:r>
-          <m:r>
-            <m:rPr>
-              <m:sty m:val="p"/>
-            </m:rPr>
-            <m:t>]</m:t>
-          </m:r>
+          <m:d>
+            <m:dPr>
+              <m:begChr m:val="["/>
+              <m:sepChr m:val=""/>
+              <m:endChr m:val="]"/>
+              <m:grow/>
+            </m:dPr>
+            <m:e>
+              <m:sSup>
+                <m:e>
+                  <m:r>
+                    <m:t>Y</m:t>
+                  </m:r>
+                </m:e>
+                <m:sup>
+                  <m:r>
+                    <m:t>a</m:t>
+                  </m:r>
+                  <m:r>
+                    <m:rPr>
+                      <m:sty m:val="p"/>
+                    </m:rPr>
+                    <m:t>=</m:t>
+                  </m:r>
+                  <m:r>
+                    <m:t>1</m:t>
+                  </m:r>
+                </m:sup>
+              </m:sSup>
+              <m:r>
+                <m:rPr>
+                  <m:sty m:val="p"/>
+                </m:rPr>
+                <m:t>−</m:t>
+              </m:r>
+              <m:sSup>
+                <m:e>
+                  <m:r>
+                    <m:t>Y</m:t>
+                  </m:r>
+                </m:e>
+                <m:sup>
+                  <m:r>
+                    <m:t>a</m:t>
+                  </m:r>
+                  <m:r>
+                    <m:rPr>
+                      <m:sty m:val="p"/>
+                    </m:rPr>
+                    <m:t>=</m:t>
+                  </m:r>
+                  <m:r>
+                    <m:t>0</m:t>
+                  </m:r>
+                </m:sup>
+              </m:sSup>
+              <m:r>
+                <m:rPr>
+                  <m:sty m:val="p"/>
+                </m:rPr>
+                <m:t>∣</m:t>
+              </m:r>
+              <m:r>
+                <m:rPr>
+                  <m:nor/>
+                  <m:sty m:val="p"/>
+                </m:rPr>
+                <m:t>Complier</m:t>
+              </m:r>
+            </m:e>
+          </m:d>
         </m:oMath>
       </m:oMathPara>
     </w:p>
@@ -5795,41 +5821,43 @@
       </w:r>
       <m:oMath>
         <m:r>
-          <m:t>E</m:t>
-        </m:r>
-        <m:r>
           <m:rPr>
+            <m:nor/>
             <m:sty m:val="p"/>
           </m:rPr>
-          <m:t>[</m:t>
-        </m:r>
-        <m:sSup>
+          <m:t>E</m:t>
+        </m:r>
+        <m:d>
+          <m:dPr>
+            <m:begChr m:val="["/>
+            <m:sepChr m:val=""/>
+            <m:endChr m:val="]"/>
+            <m:grow/>
+          </m:dPr>
           <m:e>
-            <m:r>
-              <m:t>Y</m:t>
-            </m:r>
+            <m:sSup>
+              <m:e>
+                <m:r>
+                  <m:t>Y</m:t>
+                </m:r>
+              </m:e>
+              <m:sup>
+                <m:r>
+                  <m:t>a</m:t>
+                </m:r>
+                <m:r>
+                  <m:rPr>
+                    <m:sty m:val="p"/>
+                  </m:rPr>
+                  <m:t>=</m:t>
+                </m:r>
+                <m:r>
+                  <m:t>1</m:t>
+                </m:r>
+              </m:sup>
+            </m:sSup>
           </m:e>
-          <m:sup>
-            <m:r>
-              <m:t>a</m:t>
-            </m:r>
-            <m:r>
-              <m:rPr>
-                <m:sty m:val="p"/>
-              </m:rPr>
-              <m:t>=</m:t>
-            </m:r>
-            <m:r>
-              <m:t>1</m:t>
-            </m:r>
-          </m:sup>
-        </m:sSup>
-        <m:r>
-          <m:rPr>
-            <m:sty m:val="p"/>
-          </m:rPr>
-          <m:t>]</m:t>
-        </m:r>
+        </m:d>
         <m:r>
           <m:rPr>
             <m:sty m:val="p"/>
@@ -5837,41 +5865,43 @@
           <m:t>−</m:t>
         </m:r>
         <m:r>
-          <m:t>E</m:t>
-        </m:r>
-        <m:r>
           <m:rPr>
+            <m:nor/>
             <m:sty m:val="p"/>
           </m:rPr>
-          <m:t>[</m:t>
-        </m:r>
-        <m:sSup>
+          <m:t>E</m:t>
+        </m:r>
+        <m:d>
+          <m:dPr>
+            <m:begChr m:val="["/>
+            <m:sepChr m:val=""/>
+            <m:endChr m:val="]"/>
+            <m:grow/>
+          </m:dPr>
           <m:e>
-            <m:r>
-              <m:t>Y</m:t>
-            </m:r>
+            <m:sSup>
+              <m:e>
+                <m:r>
+                  <m:t>Y</m:t>
+                </m:r>
+              </m:e>
+              <m:sup>
+                <m:r>
+                  <m:t>a</m:t>
+                </m:r>
+                <m:r>
+                  <m:rPr>
+                    <m:sty m:val="p"/>
+                  </m:rPr>
+                  <m:t>=</m:t>
+                </m:r>
+                <m:r>
+                  <m:t>0</m:t>
+                </m:r>
+              </m:sup>
+            </m:sSup>
           </m:e>
-          <m:sup>
-            <m:r>
-              <m:t>a</m:t>
-            </m:r>
-            <m:r>
-              <m:rPr>
-                <m:sty m:val="p"/>
-              </m:rPr>
-              <m:t>=</m:t>
-            </m:r>
-            <m:r>
-              <m:t>0</m:t>
-            </m:r>
-          </m:sup>
-        </m:sSup>
-        <m:r>
-          <m:rPr>
-            <m:sty m:val="p"/>
-          </m:rPr>
-          <m:t>]</m:t>
-        </m:r>
+        </m:d>
       </m:oMath>
     </w:p>
     <w:p>
@@ -5958,81 +5988,83 @@
       </w:r>
       <m:oMath>
         <m:r>
-          <m:t>E</m:t>
-        </m:r>
-        <m:r>
           <m:rPr>
+            <m:nor/>
             <m:sty m:val="p"/>
           </m:rPr>
-          <m:t>[</m:t>
-        </m:r>
-        <m:sSup>
+          <m:t>E</m:t>
+        </m:r>
+        <m:d>
+          <m:dPr>
+            <m:begChr m:val="["/>
+            <m:sepChr m:val=""/>
+            <m:endChr m:val="]"/>
+            <m:grow/>
+          </m:dPr>
           <m:e>
-            <m:r>
-              <m:t>Y</m:t>
-            </m:r>
-          </m:e>
-          <m:sup>
-            <m:r>
-              <m:t>a</m:t>
-            </m:r>
+            <m:sSup>
+              <m:e>
+                <m:r>
+                  <m:t>Y</m:t>
+                </m:r>
+              </m:e>
+              <m:sup>
+                <m:r>
+                  <m:t>a</m:t>
+                </m:r>
+                <m:r>
+                  <m:rPr>
+                    <m:sty m:val="p"/>
+                  </m:rPr>
+                  <m:t>=</m:t>
+                </m:r>
+                <m:r>
+                  <m:t>1</m:t>
+                </m:r>
+              </m:sup>
+            </m:sSup>
             <m:r>
               <m:rPr>
                 <m:sty m:val="p"/>
               </m:rPr>
-              <m:t>=</m:t>
+              <m:t>−</m:t>
             </m:r>
-            <m:r>
-              <m:t>1</m:t>
-            </m:r>
-          </m:sup>
-        </m:sSup>
-        <m:r>
-          <m:rPr>
-            <m:sty m:val="p"/>
-          </m:rPr>
-          <m:t>−</m:t>
-        </m:r>
-        <m:sSup>
-          <m:e>
-            <m:r>
-              <m:t>Y</m:t>
-            </m:r>
-          </m:e>
-          <m:sup>
-            <m:r>
-              <m:t>a</m:t>
-            </m:r>
+            <m:sSup>
+              <m:e>
+                <m:r>
+                  <m:t>Y</m:t>
+                </m:r>
+              </m:e>
+              <m:sup>
+                <m:r>
+                  <m:t>a</m:t>
+                </m:r>
+                <m:r>
+                  <m:rPr>
+                    <m:sty m:val="p"/>
+                  </m:rPr>
+                  <m:t>=</m:t>
+                </m:r>
+                <m:r>
+                  <m:t>0</m:t>
+                </m:r>
+              </m:sup>
+            </m:sSup>
             <m:r>
               <m:rPr>
                 <m:sty m:val="p"/>
               </m:rPr>
-              <m:t>=</m:t>
+              <m:t>∣</m:t>
             </m:r>
             <m:r>
-              <m:t>0</m:t>
+              <m:rPr>
+                <m:nor/>
+                <m:sty m:val="p"/>
+              </m:rPr>
+              <m:t>Complier</m:t>
             </m:r>
-          </m:sup>
-        </m:sSup>
-        <m:r>
-          <m:rPr>
-            <m:sty m:val="p"/>
-          </m:rPr>
-          <m:t>∣</m:t>
-        </m:r>
-        <m:r>
-          <m:rPr>
-            <m:nor/>
-            <m:sty m:val="p"/>
-          </m:rPr>
-          <m:t>Complier</m:t>
-        </m:r>
-        <m:r>
-          <m:rPr>
-            <m:sty m:val="p"/>
-          </m:rPr>
-          <m:t>]</m:t>
-        </m:r>
+          </m:e>
+        </m:d>
       </m:oMath>
     </w:p>
     <w:p>
@@ -6441,24 +6473,95 @@
               </m:oMathParaPr>
               <m:oMath>
                 <m:r>
+                  <m:rPr>
+                    <m:nor/>
+                    <m:sty m:val="p"/>
+                  </m:rPr>
                   <m:t>E</m:t>
                 </m:r>
-                <m:r>
-                  <m:rPr>
-                    <m:sty m:val="p"/>
-                  </m:rPr>
-                  <m:t>[</m:t>
-                </m:r>
-                <m:sSup>
+                <m:d>
+                  <m:dPr>
+                    <m:begChr m:val="["/>
+                    <m:sepChr m:val=""/>
+                    <m:endChr m:val="]"/>
+                    <m:grow/>
+                  </m:dPr>
                   <m:e>
+                    <m:sSup>
+                      <m:e>
+                        <m:r>
+                          <m:t>Y</m:t>
+                        </m:r>
+                      </m:e>
+                      <m:sup>
+                        <m:r>
+                          <m:t>a</m:t>
+                        </m:r>
+                        <m:r>
+                          <m:rPr>
+                            <m:sty m:val="p"/>
+                          </m:rPr>
+                          <m:t>=</m:t>
+                        </m:r>
+                        <m:r>
+                          <m:t>1</m:t>
+                        </m:r>
+                      </m:sup>
+                    </m:sSup>
                     <m:r>
-                      <m:t>Y</m:t>
+                      <m:rPr>
+                        <m:sty m:val="p"/>
+                      </m:rPr>
+                      <m:t>−</m:t>
                     </m:r>
-                  </m:e>
-                  <m:sup>
+                    <m:sSup>
+                      <m:e>
+                        <m:r>
+                          <m:t>Y</m:t>
+                        </m:r>
+                      </m:e>
+                      <m:sup>
+                        <m:r>
+                          <m:t>a</m:t>
+                        </m:r>
+                        <m:r>
+                          <m:rPr>
+                            <m:sty m:val="p"/>
+                          </m:rPr>
+                          <m:t>=</m:t>
+                        </m:r>
+                        <m:r>
+                          <m:t>0</m:t>
+                        </m:r>
+                      </m:sup>
+                    </m:sSup>
                     <m:r>
-                      <m:t>a</m:t>
+                      <m:rPr>
+                        <m:sty m:val="p"/>
+                      </m:rPr>
+                      <m:t>∣</m:t>
                     </m:r>
+                    <m:sSup>
+                      <m:e>
+                        <m:r>
+                          <m:t>S</m:t>
+                        </m:r>
+                      </m:e>
+                      <m:sup>
+                        <m:r>
+                          <m:t>a</m:t>
+                        </m:r>
+                        <m:r>
+                          <m:rPr>
+                            <m:sty m:val="p"/>
+                          </m:rPr>
+                          <m:t>=</m:t>
+                        </m:r>
+                        <m:r>
+                          <m:t>1</m:t>
+                        </m:r>
+                      </m:sup>
+                    </m:sSup>
                     <m:r>
                       <m:rPr>
                         <m:sty m:val="p"/>
@@ -6468,51 +6571,33 @@
                     <m:r>
                       <m:t>1</m:t>
                     </m:r>
-                  </m:sup>
-                </m:sSup>
-                <m:r>
-                  <m:rPr>
-                    <m:sty m:val="p"/>
-                  </m:rPr>
-                  <m:t>−</m:t>
-                </m:r>
-                <m:sSup>
-                  <m:e>
-                    <m:r>
-                      <m:t>Y</m:t>
-                    </m:r>
-                  </m:e>
-                  <m:sup>
-                    <m:r>
-                      <m:t>a</m:t>
-                    </m:r>
                     <m:r>
                       <m:rPr>
                         <m:sty m:val="p"/>
                       </m:rPr>
-                      <m:t>=</m:t>
+                      <m:t>,</m:t>
                     </m:r>
-                    <m:r>
-                      <m:t>0</m:t>
-                    </m:r>
-                  </m:sup>
-                </m:sSup>
-                <m:r>
-                  <m:rPr>
-                    <m:sty m:val="p"/>
-                  </m:rPr>
-                  <m:t>∣</m:t>
-                </m:r>
-                <m:sSup>
-                  <m:e>
-                    <m:r>
-                      <m:t>S</m:t>
-                    </m:r>
-                  </m:e>
-                  <m:sup>
-                    <m:r>
-                      <m:t>a</m:t>
-                    </m:r>
+                    <m:sSup>
+                      <m:e>
+                        <m:r>
+                          <m:t>S</m:t>
+                        </m:r>
+                      </m:e>
+                      <m:sup>
+                        <m:r>
+                          <m:t>a</m:t>
+                        </m:r>
+                        <m:r>
+                          <m:rPr>
+                            <m:sty m:val="p"/>
+                          </m:rPr>
+                          <m:t>=</m:t>
+                        </m:r>
+                        <m:r>
+                          <m:t>0</m:t>
+                        </m:r>
+                      </m:sup>
+                    </m:sSup>
                     <m:r>
                       <m:rPr>
                         <m:sty m:val="p"/>
@@ -6522,59 +6607,8 @@
                     <m:r>
                       <m:t>1</m:t>
                     </m:r>
-                  </m:sup>
-                </m:sSup>
-                <m:r>
-                  <m:rPr>
-                    <m:sty m:val="p"/>
-                  </m:rPr>
-                  <m:t>=</m:t>
-                </m:r>
-                <m:r>
-                  <m:t>1</m:t>
-                </m:r>
-                <m:r>
-                  <m:rPr>
-                    <m:sty m:val="p"/>
-                  </m:rPr>
-                  <m:t>,</m:t>
-                </m:r>
-                <m:sSup>
-                  <m:e>
-                    <m:r>
-                      <m:t>S</m:t>
-                    </m:r>
                   </m:e>
-                  <m:sup>
-                    <m:r>
-                      <m:t>a</m:t>
-                    </m:r>
-                    <m:r>
-                      <m:rPr>
-                        <m:sty m:val="p"/>
-                      </m:rPr>
-                      <m:t>=</m:t>
-                    </m:r>
-                    <m:r>
-                      <m:t>0</m:t>
-                    </m:r>
-                  </m:sup>
-                </m:sSup>
-                <m:r>
-                  <m:rPr>
-                    <m:sty m:val="p"/>
-                  </m:rPr>
-                  <m:t>=</m:t>
-                </m:r>
-                <m:r>
-                  <m:t>1</m:t>
-                </m:r>
-                <m:r>
-                  <m:rPr>
-                    <m:sty m:val="p"/>
-                  </m:rPr>
-                  <m:t>]</m:t>
-                </m:r>
+                </m:d>
               </m:oMath>
             </m:oMathPara>
           </w:p>
@@ -6999,41 +7033,43 @@
           </m:fPr>
           <m:num>
             <m:r>
+              <m:rPr>
+                <m:nor/>
+                <m:sty m:val="p"/>
+              </m:rPr>
               <m:t>E</m:t>
             </m:r>
-            <m:r>
-              <m:rPr>
-                <m:sty m:val="p"/>
-              </m:rPr>
-              <m:t>[</m:t>
-            </m:r>
-            <m:r>
-              <m:t>Y</m:t>
-            </m:r>
-            <m:r>
-              <m:rPr>
-                <m:sty m:val="p"/>
-              </m:rPr>
-              <m:t>∣</m:t>
-            </m:r>
-            <m:r>
-              <m:t>Z</m:t>
-            </m:r>
-            <m:r>
-              <m:rPr>
-                <m:sty m:val="p"/>
-              </m:rPr>
-              <m:t>=</m:t>
-            </m:r>
-            <m:r>
-              <m:t>1</m:t>
-            </m:r>
-            <m:r>
-              <m:rPr>
-                <m:sty m:val="p"/>
-              </m:rPr>
-              <m:t>]</m:t>
-            </m:r>
+            <m:d>
+              <m:dPr>
+                <m:begChr m:val="["/>
+                <m:sepChr m:val=""/>
+                <m:endChr m:val="]"/>
+                <m:grow/>
+              </m:dPr>
+              <m:e>
+                <m:r>
+                  <m:t>Y</m:t>
+                </m:r>
+                <m:r>
+                  <m:rPr>
+                    <m:sty m:val="p"/>
+                  </m:rPr>
+                  <m:t>∣</m:t>
+                </m:r>
+                <m:r>
+                  <m:t>Z</m:t>
+                </m:r>
+                <m:r>
+                  <m:rPr>
+                    <m:sty m:val="p"/>
+                  </m:rPr>
+                  <m:t>=</m:t>
+                </m:r>
+                <m:r>
+                  <m:t>1</m:t>
+                </m:r>
+              </m:e>
+            </m:d>
             <m:r>
               <m:rPr>
                 <m:sty m:val="p"/>
@@ -7041,79 +7077,83 @@
               <m:t>−</m:t>
             </m:r>
             <m:r>
+              <m:rPr>
+                <m:nor/>
+                <m:sty m:val="p"/>
+              </m:rPr>
               <m:t>E</m:t>
             </m:r>
-            <m:r>
-              <m:rPr>
-                <m:sty m:val="p"/>
-              </m:rPr>
-              <m:t>[</m:t>
-            </m:r>
-            <m:r>
-              <m:t>Y</m:t>
-            </m:r>
-            <m:r>
-              <m:rPr>
-                <m:sty m:val="p"/>
-              </m:rPr>
-              <m:t>∣</m:t>
-            </m:r>
-            <m:r>
-              <m:t>Z</m:t>
-            </m:r>
-            <m:r>
-              <m:rPr>
-                <m:sty m:val="p"/>
-              </m:rPr>
-              <m:t>=</m:t>
-            </m:r>
-            <m:r>
-              <m:t>0</m:t>
-            </m:r>
-            <m:r>
-              <m:rPr>
-                <m:sty m:val="p"/>
-              </m:rPr>
-              <m:t>]</m:t>
-            </m:r>
+            <m:d>
+              <m:dPr>
+                <m:begChr m:val="["/>
+                <m:sepChr m:val=""/>
+                <m:endChr m:val="]"/>
+                <m:grow/>
+              </m:dPr>
+              <m:e>
+                <m:r>
+                  <m:t>Y</m:t>
+                </m:r>
+                <m:r>
+                  <m:rPr>
+                    <m:sty m:val="p"/>
+                  </m:rPr>
+                  <m:t>∣</m:t>
+                </m:r>
+                <m:r>
+                  <m:t>Z</m:t>
+                </m:r>
+                <m:r>
+                  <m:rPr>
+                    <m:sty m:val="p"/>
+                  </m:rPr>
+                  <m:t>=</m:t>
+                </m:r>
+                <m:r>
+                  <m:t>0</m:t>
+                </m:r>
+              </m:e>
+            </m:d>
           </m:num>
           <m:den>
             <m:r>
+              <m:rPr>
+                <m:nor/>
+                <m:sty m:val="p"/>
+              </m:rPr>
               <m:t>E</m:t>
             </m:r>
-            <m:r>
-              <m:rPr>
-                <m:sty m:val="p"/>
-              </m:rPr>
-              <m:t>[</m:t>
-            </m:r>
-            <m:r>
-              <m:t>A</m:t>
-            </m:r>
-            <m:r>
-              <m:rPr>
-                <m:sty m:val="p"/>
-              </m:rPr>
-              <m:t>∣</m:t>
-            </m:r>
-            <m:r>
-              <m:t>Z</m:t>
-            </m:r>
-            <m:r>
-              <m:rPr>
-                <m:sty m:val="p"/>
-              </m:rPr>
-              <m:t>=</m:t>
-            </m:r>
-            <m:r>
-              <m:t>1</m:t>
-            </m:r>
-            <m:r>
-              <m:rPr>
-                <m:sty m:val="p"/>
-              </m:rPr>
-              <m:t>]</m:t>
-            </m:r>
+            <m:d>
+              <m:dPr>
+                <m:begChr m:val="["/>
+                <m:sepChr m:val=""/>
+                <m:endChr m:val="]"/>
+                <m:grow/>
+              </m:dPr>
+              <m:e>
+                <m:r>
+                  <m:t>A</m:t>
+                </m:r>
+                <m:r>
+                  <m:rPr>
+                    <m:sty m:val="p"/>
+                  </m:rPr>
+                  <m:t>∣</m:t>
+                </m:r>
+                <m:r>
+                  <m:t>Z</m:t>
+                </m:r>
+                <m:r>
+                  <m:rPr>
+                    <m:sty m:val="p"/>
+                  </m:rPr>
+                  <m:t>=</m:t>
+                </m:r>
+                <m:r>
+                  <m:t>1</m:t>
+                </m:r>
+              </m:e>
+            </m:d>
             <m:r>
               <m:rPr>
                 <m:sty m:val="p"/>
@@ -7121,41 +7161,43 @@
               <m:t>−</m:t>
             </m:r>
             <m:r>
+              <m:rPr>
+                <m:nor/>
+                <m:sty m:val="p"/>
+              </m:rPr>
               <m:t>E</m:t>
             </m:r>
-            <m:r>
-              <m:rPr>
-                <m:sty m:val="p"/>
-              </m:rPr>
-              <m:t>[</m:t>
-            </m:r>
-            <m:r>
-              <m:t>A</m:t>
-            </m:r>
-            <m:r>
-              <m:rPr>
-                <m:sty m:val="p"/>
-              </m:rPr>
-              <m:t>∣</m:t>
-            </m:r>
-            <m:r>
-              <m:t>Z</m:t>
-            </m:r>
-            <m:r>
-              <m:rPr>
-                <m:sty m:val="p"/>
-              </m:rPr>
-              <m:t>=</m:t>
-            </m:r>
-            <m:r>
-              <m:t>0</m:t>
-            </m:r>
-            <m:r>
-              <m:rPr>
-                <m:sty m:val="p"/>
-              </m:rPr>
-              <m:t>]</m:t>
-            </m:r>
+            <m:d>
+              <m:dPr>
+                <m:begChr m:val="["/>
+                <m:sepChr m:val=""/>
+                <m:endChr m:val="]"/>
+                <m:grow/>
+              </m:dPr>
+              <m:e>
+                <m:r>
+                  <m:t>A</m:t>
+                </m:r>
+                <m:r>
+                  <m:rPr>
+                    <m:sty m:val="p"/>
+                  </m:rPr>
+                  <m:t>∣</m:t>
+                </m:r>
+                <m:r>
+                  <m:t>Z</m:t>
+                </m:r>
+                <m:r>
+                  <m:rPr>
+                    <m:sty m:val="p"/>
+                  </m:rPr>
+                  <m:t>=</m:t>
+                </m:r>
+                <m:r>
+                  <m:t>0</m:t>
+                </m:r>
+              </m:e>
+            </m:d>
           </m:den>
         </m:f>
       </m:oMath>
